--- a/docs/pricing-flotte-2026-05-27.docx
+++ b/docs/pricing-flotte-2026-05-27.docx
@@ -255,7 +255,23 @@
               <w:pStyle w:val="Compact"/>
             </w:pPr>
             <w:r>
-              <w:t xml:space="preserve">Pro Flotte par véhicule + forfait flotte 10 000 F/mois pour la couche urgence.</w:t>
+              <w:t xml:space="preserve">10 000 F / véhicule / mois (paliers dégressifs identiques à Pro Flotte). Continuité</w:t>
+            </w:r>
+            <w:r>
+              <w:t xml:space="preserve"> </w:t>
+            </w:r>
+            <w:r>
+              <w:rPr>
+                <w:b/>
+                <w:bCs/>
+              </w:rPr>
+              <w:t xml:space="preserve">remplace</w:t>
+            </w:r>
+            <w:r>
+              <w:t xml:space="preserve"> </w:t>
+            </w:r>
+            <w:r>
+              <w:t xml:space="preserve">Pro Flotte, pas en plus.</w:t>
             </w:r>
           </w:p>
         </w:tc>
@@ -266,7 +282,7 @@
         <w:pStyle w:val="BodyText"/>
       </w:pPr>
       <w:r>
-        <w:t xml:space="preserve">Continuité inclut systématiquement Pro Flotte. On ne peut pas prendre Continuité sans Pro Flotte — l'urgence n'a de sens que sur une flotte déjà pilotée (alertes prédictives, stock tampon, fiches véhicule). Le bundling est volontaire à ce niveau ; pour le reste, le client garde la liberté de rester en gratuit ou de monter en Pro Flotte sans Continuité.</w:t>
+        <w:t xml:space="preserve">Continuité inclut systématiquement Pro Flotte — c'est un abonnement unique à 10 000 F/véhicule/mois (paliers dégressifs : 8 000 F au-delà de 20 véhicules, 6 000 F au-delà de 50). On ne peut pas prendre Continuité sans Pro Flotte (l'urgence n'a de sens que sur une flotte déjà pilotée). Pour le reste, le client reste libre de rester en gratuit ou de prendre Pro Flotte sans Continuité.</w:t>
       </w:r>
     </w:p>
     <w:bookmarkEnd w:id="22"/>
@@ -662,13 +678,13 @@
     </w:p>
     <w:bookmarkEnd w:id="28"/>
     <w:bookmarkEnd w:id="29"/>
-    <w:bookmarkStart w:id="30" w:name="X2242030359a9b0446d631767574575634cd20e2"/>
+    <w:bookmarkStart w:id="30" w:name="X17f9b51acdfd19b14c9ddcb88bbf48946666551"/>
     <w:p>
       <w:pPr>
         <w:pStyle w:val="Heading2"/>
       </w:pPr>
       <w:r>
-        <w:t xml:space="preserve">Étage 2 — « Plan Continuité » · Pro Flotte + 10 000 F / mois forfaitaire flotte</w:t>
+        <w:t xml:space="preserve">Étage 2 — « Plan Continuité » · 10 000 F / véhicule / mois</w:t>
       </w:r>
     </w:p>
     <w:p>
@@ -676,7 +692,15 @@
         <w:pStyle w:val="FirstParagraph"/>
       </w:pPr>
       <w:r>
-        <w:t xml:space="preserve">Objectif : vendre de l'assurance opérationnelle</w:t>
+        <w:t xml:space="preserve">Objectif : vendre une assurance opérationnelle adossée au pilotage Pro Flotte. Le Plan Continuité inclut systématiquement toutes les fonctionnalités de Pro Flotte (intelligence flotte, automatisation, facturation normalisée, service) et y ajoute la couche urgence ci-dessous.</w:t>
+      </w:r>
+    </w:p>
+    <w:p>
+      <w:pPr>
+        <w:pStyle w:val="BodyText"/>
+      </w:pPr>
+      <w:r>
+        <w:t xml:space="preserve">Tarification unique :</w:t>
       </w:r>
       <w:r>
         <w:t xml:space="preserve"> </w:t>
@@ -686,37 +710,10 @@
           <w:b/>
           <w:bCs/>
         </w:rPr>
-        <w:t xml:space="preserve">en sus</w:t>
-      </w:r>
-      <w:r>
-        <w:t xml:space="preserve"> </w:t>
-      </w:r>
-      <w:r>
-        <w:t xml:space="preserve">du pilotage Pro Flotte. Le Plan Continuité inclut systématiquement toutes les fonctionnalités de Pro Flotte (intelligence flotte, automatisation, facturation normalisée, service) et y ajoute la couche urgence ci-dessous.</w:t>
-      </w:r>
-    </w:p>
-    <w:p>
-      <w:pPr>
-        <w:pStyle w:val="BodyText"/>
-      </w:pPr>
-      <w:r>
-        <w:t xml:space="preserve">Tarification : abonnement Pro Flotte par véhicule (5 000 F dégressif)</w:t>
-      </w:r>
-      <w:r>
-        <w:t xml:space="preserve"> </w:t>
-      </w:r>
-      <w:r>
-        <w:rPr>
-          <w:b/>
-          <w:bCs/>
-        </w:rPr>
-        <w:t xml:space="preserve">+</w:t>
-      </w:r>
-      <w:r>
-        <w:t xml:space="preserve"> </w:t>
-      </w:r>
-      <w:r>
-        <w:t xml:space="preserve">forfait flotte Plan Continuité 10 000 F/mois. Exemple flotte 20 véhicules : 100 000 F (Pro Flotte) + 10 000 F (Continuité) = 110 000 F/mois.</w:t>
+        <w:t xml:space="preserve">10 000 F / véhicule / mois</w:t>
+      </w:r>
+      <w:r>
+        <w:t xml:space="preserve">, paliers dégressifs alignés sur Pro Flotte (1–20 véh : 10 000 F ; 21–50 : 8 000 F ; 51–100 : 6 000 F ; 100+ : tarif négocié). C'est un seul abonnement qui remplace Pro Flotte — il n'y a pas de cumul. Exemple flotte 20 véhicules : 200 000 F/mois (vs 100 000 F en Pro Flotte seul).</w:t>
       </w:r>
     </w:p>
     <w:p>
@@ -901,7 +898,7 @@
         <w:pStyle w:val="FirstParagraph"/>
       </w:pPr>
       <w:r>
-        <w:t xml:space="preserve">Le marché potentiel triple sans coût marginal significatif. Transporteurs interurbains et BTP en région deviennent adressables. Le forfait à 10 000 F reste tenable car la majorité des clients n'utiliseront l'urgence que rarement. Le fait que Continuité</w:t>
+        <w:t xml:space="preserve">Le marché potentiel triple sans coût marginal significatif. Transporteurs interurbains et BTP en région deviennent adressables. Le doublement du ticket par véhicule (Pro Flotte 5 000 F → Continuité 10 000 F) reste justifié par la valeur de l'immobilisation évitée (30–50 000 F/jour pour un transporteur). Le fait que Continuité</w:t>
       </w:r>
       <w:r>
         <w:t xml:space="preserve"> </w:t>
@@ -917,7 +914,7 @@
         <w:t xml:space="preserve"> </w:t>
       </w:r>
       <w:r>
-        <w:t xml:space="preserve">Pro Flotte aligne l'incitatif client (qui n'aurait pas de raison de prendre Continuité sans la couche pilotage en dessous) et stabilise l'ARPU de Pièces (Continuité = ARPU Pro Flotte + 10 000 F, jamais moins).</w:t>
+        <w:t xml:space="preserve">Pro Flotte aligne l'incitatif client (le pilotage est inséparable de l'urgence) et stabilise l'ARPU de Pièces (toute flotte Continuité paie 2× la base Pro Flotte au véhicule).</w:t>
       </w:r>
     </w:p>
     <w:bookmarkEnd w:id="35"/>
@@ -1080,7 +1077,7 @@
         <w:pStyle w:val="FirstParagraph"/>
       </w:pPr>
       <w:r>
-        <w:t xml:space="preserve">Hypothèses : 100 % des flottes payantes prennent au moins Pro Flotte (sinon elles restent en gratuit, sans revenu abonnement). Plan Continuité = Pro Flotte + 10 000 F/mois forfait flotte, donc toute flotte Continuité contribue au revenu Pro Flotte. Taux d adoption Continuité : 50 % des flottes ≥ 10 véhicules, 30 % des flottes &lt; 10. Revenus en plus de la commission marketplace existante.</w:t>
+        <w:t xml:space="preserve">Hypothèses : 100 % des flottes payantes prennent au moins Pro Flotte (sinon elles restent en gratuit, sans revenu abonnement). Plan Continuité remplace Pro Flotte avec un ticket par véhicule doublé (10 000 F vs 5 000 F). Taux d'adoption Continuité : 50 % des flottes ≥ 10 véhicules, 30 % des flottes &lt; 10. Revenus en plus de la commission marketplace existante.</w:t>
       </w:r>
     </w:p>
     <w:bookmarkEnd w:id="45"/>

--- a/docs/pricing-flotte-2026-05-27.docx
+++ b/docs/pricing-flotte-2026-05-27.docx
@@ -2,13 +2,13 @@
 <file path=word/document.xml><?xml version="1.0" encoding="utf-8"?>
 <w:document xmlns:w="http://schemas.openxmlformats.org/wordprocessingml/2006/main" xmlns:m="http://schemas.openxmlformats.org/officeDocument/2006/math" xmlns:r="http://schemas.openxmlformats.org/officeDocument/2006/relationships" xmlns:o="urn:schemas-microsoft-com:office:office" xmlns:v="urn:schemas-microsoft-com:vml" xmlns:w10="urn:schemas-microsoft-com:office:word" xmlns:a="http://schemas.openxmlformats.org/drawingml/2006/main" xmlns:pic="http://schemas.openxmlformats.org/drawingml/2006/picture" xmlns:wp="http://schemas.openxmlformats.org/drawingml/2006/wordprocessingDrawing">
   <w:body>
-    <w:bookmarkStart w:id="62" w:name="Xd42cc3f3908190ad1beb65fca77cacadf8b1a24"/>
+    <w:bookmarkStart w:id="61" w:name="Xeba5e81fd557c40ff7af403cf68011868d76b7c"/>
     <w:p>
       <w:pPr>
         <w:pStyle w:val="Heading1"/>
       </w:pPr>
       <w:r>
-        <w:t xml:space="preserve">Étude de pricing — Packaging Pro Flotte à 3 niveaux</w:t>
+        <w:t xml:space="preserve">Étude de pricing — Packaging Flotte Pro à 3 niveaux</w:t>
       </w:r>
     </w:p>
     <w:p>
@@ -87,7 +87,7 @@
         <w:pStyle w:val="FirstParagraph"/>
       </w:pPr>
       <w:r>
-        <w:t xml:space="preserve">Trois niveaux, trois promesses. Le Plan Continuité est désormais une</w:t>
+        <w:t xml:space="preserve">Trois niveaux, trois promesses.</w:t>
       </w:r>
       <w:r>
         <w:t xml:space="preserve"> </w:t>
@@ -97,13 +97,29 @@
           <w:b/>
           <w:bCs/>
         </w:rPr>
-        <w:t xml:space="preserve">extension du Pro Flotte</w:t>
+        <w:t xml:space="preserve">Flotte Pro +</w:t>
       </w:r>
       <w:r>
         <w:t xml:space="preserve"> </w:t>
       </w:r>
       <w:r>
-        <w:t xml:space="preserve">: prendre Continuité, c'est prendre Pro Flotte plus la couche urgence/SLA. Le gratuit reste indépendant.</w:t>
+        <w:t xml:space="preserve">est une extension de</w:t>
+      </w:r>
+      <w:r>
+        <w:t xml:space="preserve"> </w:t>
+      </w:r>
+      <w:r>
+        <w:rPr>
+          <w:b/>
+          <w:bCs/>
+        </w:rPr>
+        <w:t xml:space="preserve">Flotte Pro</w:t>
+      </w:r>
+      <w:r>
+        <w:t xml:space="preserve"> </w:t>
+      </w:r>
+      <w:r>
+        <w:t xml:space="preserve">: prendre Flotte Pro +, c'est prendre Flotte Pro plus la couche urgence/SLA. Le gratuit reste indépendant.</w:t>
       </w:r>
     </w:p>
     <w:tbl>
@@ -150,7 +166,7 @@
               <w:pStyle w:val="Compact"/>
             </w:pPr>
             <w:r>
-              <w:t xml:space="preserve">Économie Pièces</w:t>
+              <w:t xml:space="preserve">Prix</w:t>
             </w:r>
           </w:p>
         </w:tc>
@@ -185,7 +201,7 @@
               <w:pStyle w:val="Compact"/>
             </w:pPr>
             <w:r>
-              <w:t xml:space="preserve">Commission fournisseur (5-10 %).</w:t>
+              <w:t xml:space="preserve">0 F (commission fournisseur 5–10 %)</w:t>
             </w:r>
           </w:p>
         </w:tc>
@@ -198,7 +214,7 @@
               <w:pStyle w:val="Compact"/>
             </w:pPr>
             <w:r>
-              <w:t xml:space="preserve">Étage 1 « Pro Flotte »</w:t>
+              <w:t xml:space="preserve">Étage 1 « Flotte Pro »</w:t>
             </w:r>
           </w:p>
         </w:tc>
@@ -219,59 +235,51 @@
             <w:pPr>
               <w:pStyle w:val="Compact"/>
             </w:pPr>
-            <w:r>
-              <w:t xml:space="preserve">Abonnement par véhicule. Revenu récurrent prévisible.</w:t>
-            </w:r>
-          </w:p>
-        </w:tc>
-      </w:tr>
-      <w:tr>
-        <w:tc>
-          <w:tcPr/>
-          <w:p>
-            <w:pPr>
-              <w:pStyle w:val="Compact"/>
-            </w:pPr>
-            <w:r>
-              <w:t xml:space="preserve">Étage 2 « Plan Continuité » = Pro Flotte + urgence</w:t>
-            </w:r>
-          </w:p>
-        </w:tc>
-        <w:tc>
-          <w:tcPr/>
-          <w:p>
-            <w:pPr>
-              <w:pStyle w:val="Compact"/>
-            </w:pPr>
-            <w:r>
-              <w:t xml:space="preserve">Tout Pro Flotte + ne perdez plus une journée. SLA monétisé, assistance dédiée.</w:t>
-            </w:r>
-          </w:p>
-        </w:tc>
-        <w:tc>
-          <w:tcPr/>
-          <w:p>
-            <w:pPr>
-              <w:pStyle w:val="Compact"/>
-            </w:pPr>
-            <w:r>
-              <w:t xml:space="preserve">10 000 F / véhicule / mois (paliers dégressifs identiques à Pro Flotte). Continuité</w:t>
-            </w:r>
-            <w:r>
-              <w:t xml:space="preserve"> </w:t>
-            </w:r>
             <w:r>
               <w:rPr>
                 <w:b/>
                 <w:bCs/>
               </w:rPr>
-              <w:t xml:space="preserve">remplace</w:t>
-            </w:r>
-            <w:r>
-              <w:t xml:space="preserve"> </w:t>
-            </w:r>
-            <w:r>
-              <w:t xml:space="preserve">Pro Flotte, pas en plus.</w:t>
+              <w:t xml:space="preserve">5 000 F / véhicule / mois</w:t>
+            </w:r>
+          </w:p>
+        </w:tc>
+      </w:tr>
+      <w:tr>
+        <w:tc>
+          <w:tcPr/>
+          <w:p>
+            <w:pPr>
+              <w:pStyle w:val="Compact"/>
+            </w:pPr>
+            <w:r>
+              <w:t xml:space="preserve">Étage 2 « Flotte Pro + » = Flotte Pro + urgence</w:t>
+            </w:r>
+          </w:p>
+        </w:tc>
+        <w:tc>
+          <w:tcPr/>
+          <w:p>
+            <w:pPr>
+              <w:pStyle w:val="Compact"/>
+            </w:pPr>
+            <w:r>
+              <w:t xml:space="preserve">Tout Flotte Pro + ne perdez plus une journée. SLA monétisé, assistance dédiée.</w:t>
+            </w:r>
+          </w:p>
+        </w:tc>
+        <w:tc>
+          <w:tcPr/>
+          <w:p>
+            <w:pPr>
+              <w:pStyle w:val="Compact"/>
+            </w:pPr>
+            <w:r>
+              <w:rPr>
+                <w:b/>
+                <w:bCs/>
+              </w:rPr>
+              <w:t xml:space="preserve">10 000 F / véhicule / mois</w:t>
             </w:r>
           </w:p>
         </w:tc>
@@ -282,7 +290,15 @@
         <w:pStyle w:val="BodyText"/>
       </w:pPr>
       <w:r>
-        <w:t xml:space="preserve">Continuité inclut systématiquement Pro Flotte — c'est un abonnement unique à 10 000 F/véhicule/mois (paliers dégressifs : 8 000 F au-delà de 20 véhicules, 6 000 F au-delà de 50). On ne peut pas prendre Continuité sans Pro Flotte (l'urgence n'a de sens que sur une flotte déjà pilotée). Pour le reste, le client reste libre de rester en gratuit ou de prendre Pro Flotte sans Continuité.</w:t>
+        <w:t xml:space="preserve">Flotte Pro + inclut systématiquement Flotte Pro — c'est un abonnement unique à 10 000 F/véhicule/mois qui regroupe le pilotage et la couche urgence. On ne peut pas prendre Flotte Pro + sans Flotte Pro (l'urgence n'a de sens que sur une flotte déjà pilotée). Pour le reste, le client reste libre de rester en gratuit ou de prendre Flotte Pro sans Flotte Pro +.</w:t>
+      </w:r>
+    </w:p>
+    <w:p>
+      <w:pPr>
+        <w:pStyle w:val="BodyText"/>
+      </w:pPr>
+      <w:r>
+        <w:t xml:space="preserve">Pas de paliers dégressifs : prix flat par véhicule, simple à lire, simple à facturer.</w:t>
       </w:r>
     </w:p>
     <w:bookmarkEnd w:id="22"/>
@@ -398,13 +414,13 @@
       </w:r>
     </w:p>
     <w:bookmarkEnd w:id="24"/>
-    <w:bookmarkStart w:id="29" w:name="X50abd0ca61841152fb5164e7bba7bf443fd0e38"/>
+    <w:bookmarkStart w:id="29" w:name="X504cc9fa4b5f8e691e00b6271a54fb640bb2af5"/>
     <w:p>
       <w:pPr>
         <w:pStyle w:val="Heading2"/>
       </w:pPr>
       <w:r>
-        <w:t xml:space="preserve">Étage 1 — « Pièces Pro Flotte » · 5 000 F / véhicule / mois</w:t>
+        <w:t xml:space="preserve">Étage 1 — « Flotte Pro » · 5 000 F / véhicule / mois</w:t>
       </w:r>
     </w:p>
     <w:p>
@@ -678,13 +694,13 @@
     </w:p>
     <w:bookmarkEnd w:id="28"/>
     <w:bookmarkEnd w:id="29"/>
-    <w:bookmarkStart w:id="30" w:name="X17f9b51acdfd19b14c9ddcb88bbf48946666551"/>
+    <w:bookmarkStart w:id="30" w:name="Xaed4b811486f4df6f960e962aff86bf637c4762"/>
     <w:p>
       <w:pPr>
         <w:pStyle w:val="Heading2"/>
       </w:pPr>
       <w:r>
-        <w:t xml:space="preserve">Étage 2 — « Plan Continuité » · 10 000 F / véhicule / mois</w:t>
+        <w:t xml:space="preserve">Étage 2 — « Flotte Pro + » · 10 000 F / véhicule / mois</w:t>
       </w:r>
     </w:p>
     <w:p>
@@ -692,7 +708,7 @@
         <w:pStyle w:val="FirstParagraph"/>
       </w:pPr>
       <w:r>
-        <w:t xml:space="preserve">Objectif : vendre une assurance opérationnelle adossée au pilotage Pro Flotte. Le Plan Continuité inclut systématiquement toutes les fonctionnalités de Pro Flotte (intelligence flotte, automatisation, facturation normalisée, service) et y ajoute la couche urgence ci-dessous.</w:t>
+        <w:t xml:space="preserve">Objectif : vendre une assurance opérationnelle adossée au pilotage Flotte Pro. Flotte Pro + inclut systématiquement toutes les fonctionnalités de Flotte Pro (intelligence flotte, automatisation, facturation normalisée, service) et y ajoute la couche urgence ci-dessous.</w:t>
       </w:r>
     </w:p>
     <w:p>
@@ -713,7 +729,7 @@
         <w:t xml:space="preserve">10 000 F / véhicule / mois</w:t>
       </w:r>
       <w:r>
-        <w:t xml:space="preserve">, paliers dégressifs alignés sur Pro Flotte (1–20 véh : 10 000 F ; 21–50 : 8 000 F ; 51–100 : 6 000 F ; 100+ : tarif négocié). C'est un seul abonnement qui remplace Pro Flotte — il n'y a pas de cumul. Exemple flotte 20 véhicules : 200 000 F/mois (vs 100 000 F en Pro Flotte seul).</w:t>
+        <w:t xml:space="preserve">, prix flat (pas de paliers). C'est un seul abonnement qui remplace Flotte Pro — il n'y a pas de cumul. Exemple flotte 20 véhicules : 200 000 F/mois (vs 100 000 F en Flotte Pro seul).</w:t>
       </w:r>
     </w:p>
     <w:p>
@@ -733,7 +749,7 @@
         </w:numPr>
       </w:pPr>
       <w:r>
-        <w:t xml:space="preserve">Abidjan : livraison 3 h chrono, 5 livraisons express incluses, +1 500 F au-delà</w:t>
+        <w:t xml:space="preserve">Abidjan : livraison 3 h chrono, 5 livraisons express incluses par flotte, +1 500 F au-delà</w:t>
       </w:r>
     </w:p>
     <w:p>
@@ -745,7 +761,7 @@
         </w:numPr>
       </w:pPr>
       <w:r>
-        <w:t xml:space="preserve">Hors Abidjan : livraison J+1 garantie (vs J+2/J+3 standard), 2 livraisons J+1 incluses</w:t>
+        <w:t xml:space="preserve">Hors Abidjan : livraison J+1 garantie (vs J+2/J+3 standard), 2 livraisons J+1 incluses par flotte</w:t>
       </w:r>
     </w:p>
     <w:p>
@@ -820,7 +836,7 @@
         <w:pStyle w:val="FirstParagraph"/>
       </w:pPr>
       <w:r>
-        <w:t xml:space="preserve">Le client voit la valeur du concept en self-service, comprend la mécanique. Quand il veut l'auto-replenishment (« ne plus jamais y penser »), il monte en Pro Flotte. Le stock tampon passe de « cadeau qui dilue le payant</w:t>
+        <w:t xml:space="preserve">Le client voit la valeur du concept en self-service, comprend la mécanique. Quand il veut l'auto-replenishment (« ne plus jamais y penser »), il monte en Flotte Pro. Le stock tampon passe de « cadeau qui dilue le payant</w:t>
       </w:r>
       <w:r>
         <w:t xml:space="preserve"> </w:t>
@@ -844,7 +860,7 @@
         <w:pStyle w:val="FirstParagraph"/>
       </w:pPr>
       <w:r>
-        <w:t xml:space="preserve">La marketplace fonctionne avec le seul prix — c'est la commission qui paye Pièces. Mais la décision intelligente (qualité × prix × délai × scoring fournisseur) devient un argument fort pour Pro Flotte.</w:t>
+        <w:t xml:space="preserve">La marketplace fonctionne avec le seul prix — c'est la commission qui paye Pièces. Mais la décision intelligente (qualité × prix × délai × scoring fournisseur) devient un argument fort pour Flotte Pro.</w:t>
       </w:r>
     </w:p>
     <w:bookmarkEnd w:id="32"/>
@@ -884,13 +900,13 @@
       </w:r>
     </w:p>
     <w:bookmarkEnd w:id="34"/>
-    <w:bookmarkStart w:id="35" w:name="Xa81963c43f6e8366cb24d3105bc98e0620aeb2c"/>
+    <w:bookmarkStart w:id="35" w:name="X0d31b83c4ac5be72618e75d1338956ef88de69b"/>
     <w:p>
       <w:pPr>
         <w:pStyle w:val="Heading4"/>
       </w:pPr>
       <w:r>
-        <w:t xml:space="preserve">Plan Continuité élargi hors Abidjan, et adossé à Pro Flotte.</w:t>
+        <w:t xml:space="preserve">Flotte Pro + élargi hors Abidjan, et adossé à Flotte Pro.</w:t>
       </w:r>
     </w:p>
     <w:p>
@@ -898,7 +914,7 @@
         <w:pStyle w:val="FirstParagraph"/>
       </w:pPr>
       <w:r>
-        <w:t xml:space="preserve">Le marché potentiel triple sans coût marginal significatif. Transporteurs interurbains et BTP en région deviennent adressables. Le doublement du ticket par véhicule (Pro Flotte 5 000 F → Continuité 10 000 F) reste justifié par la valeur de l'immobilisation évitée (30–50 000 F/jour pour un transporteur). Le fait que Continuité</w:t>
+        <w:t xml:space="preserve">Le marché potentiel triple sans coût marginal significatif. Transporteurs interurbains et BTP en région deviennent adressables. Le doublement du ticket par véhicule (Flotte Pro 5 000 F → Flotte Pro + 10 000 F) reste justifié par la valeur de l'immobilisation évitée (30–50 000 F/jour pour un transporteur). Le fait que Flotte Pro +</w:t>
       </w:r>
       <w:r>
         <w:t xml:space="preserve"> </w:t>
@@ -914,17 +930,17 @@
         <w:t xml:space="preserve"> </w:t>
       </w:r>
       <w:r>
-        <w:t xml:space="preserve">Pro Flotte aligne l'incitatif client (le pilotage est inséparable de l'urgence) et stabilise l'ARPU de Pièces (toute flotte Continuité paie 2× la base Pro Flotte au véhicule).</w:t>
+        <w:t xml:space="preserve">Flotte Pro aligne l'incitatif client (le pilotage est inséparable de l'urgence) et stabilise l'ARPU de Pièces (toute flotte Flotte Pro + paie 2× la base Flotte Pro au véhicule).</w:t>
       </w:r>
     </w:p>
     <w:bookmarkEnd w:id="35"/>
-    <w:bookmarkStart w:id="36" w:name="X1b6ddb234b93a1cb870c98e005ef2b9fb1fe0b5"/>
+    <w:bookmarkStart w:id="36" w:name="X01f4d144ad9fc69cde05c7e577014e0fb4fa090"/>
     <w:p>
       <w:pPr>
         <w:pStyle w:val="Heading4"/>
       </w:pPr>
       <w:r>
-        <w:t xml:space="preserve">Facturation normalisée et optimisation fiscale en Pro Flotte.</w:t>
+        <w:t xml:space="preserve">Facturation normalisée et optimisation fiscale en Flotte Pro.</w:t>
       </w:r>
     </w:p>
     <w:p>
@@ -932,7 +948,7 @@
         <w:pStyle w:val="FirstParagraph"/>
       </w:pPr>
       <w:r>
-        <w:t xml:space="preserve">Killer feature côté DAF/comptable. La facturation normalisée DGI est obligatoire pour les entreprises au régime du réel ; sans plateforme, chaque fournisseur émet sa propre facture (qualité variable, conformité incertaine). Pièces consolide et garantit la conformité. L'argument déplace la décision d'achat de l'atelier vers la direction financière — celle qui signe l'abonnement.</w:t>
+        <w:t xml:space="preserve">Killer feature côté DAF/comptable. La facturation normalisée DGI est obligatoire pour les entreprises au régime du réel ; sans plateforme, chaque fournisseur émet sa propre facture (qualité variable, conformité incertaine). Pièces consolide et garantit la conformité. L'argument déplace la décision d'achat de l'atelier vers la direction financière — celle qui signe l'abonnement Flotte Pro.</w:t>
       </w:r>
     </w:p>
     <w:bookmarkEnd w:id="36"/>
@@ -955,7 +971,7 @@
     </w:p>
     <w:bookmarkEnd w:id="37"/>
     <w:bookmarkEnd w:id="38"/>
-    <w:bookmarkStart w:id="44" w:name="leviers-de-conversion"/>
+    <w:bookmarkStart w:id="43" w:name="leviers-de-conversion"/>
     <w:p>
       <w:pPr>
         <w:pStyle w:val="Heading2"/>
@@ -969,16 +985,16 @@
         <w:pStyle w:val="FirstParagraph"/>
       </w:pPr>
       <w:r>
-        <w:t xml:space="preserve">Le packaging ne suffit pas. Cinq leviers comportementaux et commerciaux sont à intégrer dès le lancement pour maximiser la conversion gratuit  Pro Flotte.</w:t>
-      </w:r>
-    </w:p>
-    <w:bookmarkStart w:id="39" w:name="Xe4c5722b8fd879aff79cc3ceee8beacc30d40dd"/>
+        <w:t xml:space="preserve">Le packaging ne suffit pas. Cinq leviers comportementaux et commerciaux sont à intégrer dès le lancement pour maximiser la conversion gratuit  Flotte Pro.</w:t>
+      </w:r>
+    </w:p>
+    <w:bookmarkStart w:id="39" w:name="X08dec32a7ae15d1fbe63d0d8dc6241951f6925d"/>
     <w:p>
       <w:pPr>
         <w:pStyle w:val="Heading4"/>
       </w:pPr>
       <w:r>
-        <w:t xml:space="preserve">Essai 30 jours sur Pro Flotte avec activation automatique.</w:t>
+        <w:t xml:space="preserve">Essai 30 jours sur Flotte Pro avec activation automatique.</w:t>
       </w:r>
     </w:p>
     <w:p>
@@ -986,17 +1002,17 @@
         <w:pStyle w:val="FirstParagraph"/>
       </w:pPr>
       <w:r>
-        <w:t xml:space="preserve">À l'inscription, toutes les features Pro Flotte sont activées 30 jours, sans carte bancaire. À J-7, alerte commerciale : « Vous avez identifié 2 véhicules outliers, économie projetée 800 000 F/an. Conserver Pro Flotte ? » La conversion devient une perte d'acquis, pas un achat — biais comportemental documenté (aversion à la perte).</w:t>
+        <w:t xml:space="preserve">À l'inscription, toutes les features Flotte Pro sont activées 30 jours, sans carte bancaire. À J-7, alerte commerciale : « Vous avez identifié 2 véhicules outliers, économie projetée 800 000 F/an. Conserver Flotte Pro ? » La conversion devient une perte d'acquis, pas un achat — biais comportemental documenté (aversion à la perte).</w:t>
       </w:r>
     </w:p>
     <w:bookmarkEnd w:id="39"/>
-    <w:bookmarkStart w:id="40" w:name="pricing-dégressif-par-paliers"/>
+    <w:bookmarkStart w:id="40" w:name="Xa06a0a630fe5204a931194768595a1353c50f92"/>
     <w:p>
       <w:pPr>
         <w:pStyle w:val="Heading4"/>
       </w:pPr>
       <w:r>
-        <w:t xml:space="preserve">Pricing dégressif par paliers.</w:t>
+        <w:t xml:space="preserve">Paiement annuel = 2 mois offerts (16,7 % de remise).</w:t>
       </w:r>
     </w:p>
     <w:p>
@@ -1004,17 +1020,17 @@
         <w:pStyle w:val="FirstParagraph"/>
       </w:pPr>
       <w:r>
-        <w:t xml:space="preserve">1-20 véhicules : 5 000 F/v. 21-50 : 4 000 F/v. 51-100 : 3 000 F/v. 100+ : tarif négocié. Neutralise l'objection des grosses flottes (« c'est 1 M F/mois pour 200 véhicules, négocions »), préserve la marge sur les petites où chaque véhicule mérite son tarif plein.</w:t>
+        <w:t xml:space="preserve">Cash up-front, churn réduit, prévisibilité revenue. Plus engageant qu'un trimestriel à remise faible (5-8 %). Cible : services administratifs et flottes structurées avec process budgétaire annuel.</w:t>
       </w:r>
     </w:p>
     <w:bookmarkEnd w:id="40"/>
-    <w:bookmarkStart w:id="41" w:name="Xa06a0a630fe5204a931194768595a1353c50f92"/>
+    <w:bookmarkStart w:id="41" w:name="garantie-roi-à-3-mois"/>
     <w:p>
       <w:pPr>
         <w:pStyle w:val="Heading4"/>
       </w:pPr>
       <w:r>
-        <w:t xml:space="preserve">Paiement annuel = 2 mois offerts (16,7 % de remise).</w:t>
+        <w:t xml:space="preserve">Garantie ROI à 3 mois.</w:t>
       </w:r>
     </w:p>
     <w:p>
@@ -1022,17 +1038,17 @@
         <w:pStyle w:val="FirstParagraph"/>
       </w:pPr>
       <w:r>
-        <w:t xml:space="preserve">Cash up-front, churn réduit, prévisibilité revenue. Plus engageant qu'un trimestriel à remise faible (5-8 %). Cible : services administratifs et flottes structurées avec process budgétaire annuel.</w:t>
+        <w:t xml:space="preserve">« Si à 3 mois Flotte Pro ne vous a pas fait économiser au moins l'équivalent de l'abonnement, vous repassez en gratuit et nous remboursons la dernière mensualité. » Plus engageant que money-back complet (qui coûte cher), lève l'objection rationnelle. Risque : 5-10 % des clients pourraient l'invoquer, à provisionner.</w:t>
       </w:r>
     </w:p>
     <w:bookmarkEnd w:id="41"/>
-    <w:bookmarkStart w:id="42" w:name="garantie-roi-à-3-mois"/>
+    <w:bookmarkStart w:id="42" w:name="calculateur-roi-à-linscription"/>
     <w:p>
       <w:pPr>
         <w:pStyle w:val="Heading4"/>
       </w:pPr>
       <w:r>
-        <w:t xml:space="preserve">Garantie ROI à 3 mois.</w:t>
+        <w:t xml:space="preserve">Calculateur ROI à l'inscription.</w:t>
       </w:r>
     </w:p>
     <w:p>
@@ -1040,17 +1056,18 @@
         <w:pStyle w:val="FirstParagraph"/>
       </w:pPr>
       <w:r>
-        <w:t xml:space="preserve">« Si à 3 mois Pro Flotte ne vous a pas fait économiser au moins l'équivalent de l'abonnement, vous repassez en gratuit et nous remboursons la dernière mensualité. » Plus engageant que money-back complet (qui coûte cher), lève l'objection rationnelle. Risque : 5-10 % des clients pourraient l'invoquer, à provisionner.</w:t>
+        <w:t xml:space="preserve">Saisir budget pièces annuel → économie projetée 20-30 % → coût Flotte Pro (5 000 F × véhicules) → ROI net affiché. Pour 20 véhicules à 8 M F/an : économie 1,6 M F – abonnement 1,2 M F = +400 000 F net. Transforme l'achat en évidence arithmétique.</w:t>
       </w:r>
     </w:p>
     <w:bookmarkEnd w:id="42"/>
-    <w:bookmarkStart w:id="43" w:name="calculateur-roi-à-linscription"/>
-    <w:p>
-      <w:pPr>
-        <w:pStyle w:val="Heading4"/>
-      </w:pPr>
-      <w:r>
-        <w:t xml:space="preserve">Calculateur ROI à l'inscription.</w:t>
+    <w:bookmarkEnd w:id="43"/>
+    <w:bookmarkStart w:id="44" w:name="modélisation-revenu"/>
+    <w:p>
+      <w:pPr>
+        <w:pStyle w:val="Heading2"/>
+      </w:pPr>
+      <w:r>
+        <w:t xml:space="preserve">Modélisation revenu</w:t>
       </w:r>
     </w:p>
     <w:p>
@@ -1058,78 +1075,337 @@
         <w:pStyle w:val="FirstParagraph"/>
       </w:pPr>
       <w:r>
-        <w:t xml:space="preserve">Saisir budget pièces annuel  économie projetée 20-30 %  coût Pro Flotte calculé selon paliers  ROI net affiché. Pour 20 véhicules à 8 M F/an : économie 1,6 M F – abonnement 1,2 M F = +400 000 F net. Transforme l'achat en évidence arithmétique.</w:t>
-      </w:r>
-    </w:p>
-    <w:bookmarkEnd w:id="43"/>
+        <w:t xml:space="preserve">Hypothèses : 100 % des flottes payantes prennent au moins Flotte Pro (sinon elles restent en gratuit, sans revenu abonnement). Flotte Pro + remplace Flotte Pro au ticket doublé (10 000 F vs 5 000 F par véhicule). Taux d'adoption Flotte Pro + : 50 % des flottes ≥ 10 véhicules, 30 % des flottes &lt; 10. Revenus en plus de la commission marketplace existante. Prix flat — pas de paliers dégressifs.</w:t>
+      </w:r>
+    </w:p>
     <w:bookmarkEnd w:id="44"/>
-    <w:bookmarkStart w:id="45" w:name="modélisation-revenu"/>
+    <w:bookmarkStart w:id="45" w:name="revenu-par-taille-de-flotte-prix-flat"/>
     <w:p>
       <w:pPr>
         <w:pStyle w:val="Heading2"/>
       </w:pPr>
       <w:r>
-        <w:t xml:space="preserve">Modélisation revenu</w:t>
-      </w:r>
-    </w:p>
-    <w:p>
-      <w:pPr>
-        <w:pStyle w:val="FirstParagraph"/>
-      </w:pPr>
-      <w:r>
-        <w:t xml:space="preserve">Hypothèses : 100 % des flottes payantes prennent au moins Pro Flotte (sinon elles restent en gratuit, sans revenu abonnement). Plan Continuité remplace Pro Flotte avec un ticket par véhicule doublé (10 000 F vs 5 000 F). Taux d'adoption Continuité : 50 % des flottes ≥ 10 véhicules, 30 % des flottes &lt; 10. Revenus en plus de la commission marketplace existante.</w:t>
+        <w:t xml:space="preserve">Revenu par taille de flotte (prix flat)</w:t>
+      </w:r>
+    </w:p>
+    <w:tbl>
+      <w:tblPr>
+        <w:tblStyle w:val="Table"/>
+        <w:tblW w:type="auto" w:w="0"/>
+        <w:tblLook w:firstRow="1" w:lastRow="0" w:firstColumn="0" w:lastColumn="0" w:noHBand="0" w:noVBand="0" w:val="0020"/>
+      </w:tblPr>
+      <w:tblGrid>
+        <w:gridCol w:w="1584"/>
+        <w:gridCol w:w="1584"/>
+        <w:gridCol w:w="1584"/>
+        <w:gridCol w:w="1584"/>
+        <w:gridCol w:w="1584"/>
+      </w:tblGrid>
+      <w:tr>
+        <w:trPr>
+          <w:tblHeader w:val="on"/>
+        </w:trPr>
+        <w:tc>
+          <w:tcPr/>
+          <w:p>
+            <w:pPr>
+              <w:pStyle w:val="Compact"/>
+            </w:pPr>
+            <w:r>
+              <w:t xml:space="preserve">Flotte</w:t>
+            </w:r>
+          </w:p>
+        </w:tc>
+        <w:tc>
+          <w:tcPr/>
+          <w:p>
+            <w:pPr>
+              <w:pStyle w:val="Compact"/>
+            </w:pPr>
+            <w:r>
+              <w:t xml:space="preserve">Flotte Pro / mois</w:t>
+            </w:r>
+          </w:p>
+        </w:tc>
+        <w:tc>
+          <w:tcPr/>
+          <w:p>
+            <w:pPr>
+              <w:pStyle w:val="Compact"/>
+            </w:pPr>
+            <w:r>
+              <w:t xml:space="preserve">Flotte Pro / an</w:t>
+            </w:r>
+          </w:p>
+        </w:tc>
+        <w:tc>
+          <w:tcPr/>
+          <w:p>
+            <w:pPr>
+              <w:pStyle w:val="Compact"/>
+            </w:pPr>
+            <w:r>
+              <w:t xml:space="preserve">Flotte Pro + / mois</w:t>
+            </w:r>
+          </w:p>
+        </w:tc>
+        <w:tc>
+          <w:tcPr/>
+          <w:p>
+            <w:pPr>
+              <w:pStyle w:val="Compact"/>
+            </w:pPr>
+            <w:r>
+              <w:t xml:space="preserve">Flotte Pro + / an</w:t>
+            </w:r>
+          </w:p>
+        </w:tc>
+      </w:tr>
+      <w:tr>
+        <w:tc>
+          <w:tcPr/>
+          <w:p>
+            <w:pPr>
+              <w:pStyle w:val="Compact"/>
+            </w:pPr>
+            <w:r>
+              <w:t xml:space="preserve">5 véhicules</w:t>
+            </w:r>
+          </w:p>
+        </w:tc>
+        <w:tc>
+          <w:tcPr/>
+          <w:p>
+            <w:pPr>
+              <w:pStyle w:val="Compact"/>
+            </w:pPr>
+            <w:r>
+              <w:t xml:space="preserve">25 000 F</w:t>
+            </w:r>
+          </w:p>
+        </w:tc>
+        <w:tc>
+          <w:tcPr/>
+          <w:p>
+            <w:pPr>
+              <w:pStyle w:val="Compact"/>
+            </w:pPr>
+            <w:r>
+              <w:t xml:space="preserve">300 000 F</w:t>
+            </w:r>
+          </w:p>
+        </w:tc>
+        <w:tc>
+          <w:tcPr/>
+          <w:p>
+            <w:pPr>
+              <w:pStyle w:val="Compact"/>
+            </w:pPr>
+            <w:r>
+              <w:t xml:space="preserve">50 000 F</w:t>
+            </w:r>
+          </w:p>
+        </w:tc>
+        <w:tc>
+          <w:tcPr/>
+          <w:p>
+            <w:pPr>
+              <w:pStyle w:val="Compact"/>
+            </w:pPr>
+            <w:r>
+              <w:t xml:space="preserve">600 000 F</w:t>
+            </w:r>
+          </w:p>
+        </w:tc>
+      </w:tr>
+      <w:tr>
+        <w:tc>
+          <w:tcPr/>
+          <w:p>
+            <w:pPr>
+              <w:pStyle w:val="Compact"/>
+            </w:pPr>
+            <w:r>
+              <w:t xml:space="preserve">20 véhicules</w:t>
+            </w:r>
+          </w:p>
+        </w:tc>
+        <w:tc>
+          <w:tcPr/>
+          <w:p>
+            <w:pPr>
+              <w:pStyle w:val="Compact"/>
+            </w:pPr>
+            <w:r>
+              <w:t xml:space="preserve">100 000 F</w:t>
+            </w:r>
+          </w:p>
+        </w:tc>
+        <w:tc>
+          <w:tcPr/>
+          <w:p>
+            <w:pPr>
+              <w:pStyle w:val="Compact"/>
+            </w:pPr>
+            <w:r>
+              <w:t xml:space="preserve">1,2 M F</w:t>
+            </w:r>
+          </w:p>
+        </w:tc>
+        <w:tc>
+          <w:tcPr/>
+          <w:p>
+            <w:pPr>
+              <w:pStyle w:val="Compact"/>
+            </w:pPr>
+            <w:r>
+              <w:t xml:space="preserve">200 000 F</w:t>
+            </w:r>
+          </w:p>
+        </w:tc>
+        <w:tc>
+          <w:tcPr/>
+          <w:p>
+            <w:pPr>
+              <w:pStyle w:val="Compact"/>
+            </w:pPr>
+            <w:r>
+              <w:t xml:space="preserve">2,4 M F</w:t>
+            </w:r>
+          </w:p>
+        </w:tc>
+      </w:tr>
+      <w:tr>
+        <w:tc>
+          <w:tcPr/>
+          <w:p>
+            <w:pPr>
+              <w:pStyle w:val="Compact"/>
+            </w:pPr>
+            <w:r>
+              <w:t xml:space="preserve">50 véhicules</w:t>
+            </w:r>
+          </w:p>
+        </w:tc>
+        <w:tc>
+          <w:tcPr/>
+          <w:p>
+            <w:pPr>
+              <w:pStyle w:val="Compact"/>
+            </w:pPr>
+            <w:r>
+              <w:t xml:space="preserve">250 000 F</w:t>
+            </w:r>
+          </w:p>
+        </w:tc>
+        <w:tc>
+          <w:tcPr/>
+          <w:p>
+            <w:pPr>
+              <w:pStyle w:val="Compact"/>
+            </w:pPr>
+            <w:r>
+              <w:t xml:space="preserve">3,0 M F</w:t>
+            </w:r>
+          </w:p>
+        </w:tc>
+        <w:tc>
+          <w:tcPr/>
+          <w:p>
+            <w:pPr>
+              <w:pStyle w:val="Compact"/>
+            </w:pPr>
+            <w:r>
+              <w:t xml:space="preserve">500 000 F</w:t>
+            </w:r>
+          </w:p>
+        </w:tc>
+        <w:tc>
+          <w:tcPr/>
+          <w:p>
+            <w:pPr>
+              <w:pStyle w:val="Compact"/>
+            </w:pPr>
+            <w:r>
+              <w:t xml:space="preserve">6,0 M F</w:t>
+            </w:r>
+          </w:p>
+        </w:tc>
+      </w:tr>
+      <w:tr>
+        <w:tc>
+          <w:tcPr/>
+          <w:p>
+            <w:pPr>
+              <w:pStyle w:val="Compact"/>
+            </w:pPr>
+            <w:r>
+              <w:t xml:space="preserve">100 véhicules</w:t>
+            </w:r>
+          </w:p>
+        </w:tc>
+        <w:tc>
+          <w:tcPr/>
+          <w:p>
+            <w:pPr>
+              <w:pStyle w:val="Compact"/>
+            </w:pPr>
+            <w:r>
+              <w:t xml:space="preserve">500 000 F</w:t>
+            </w:r>
+          </w:p>
+        </w:tc>
+        <w:tc>
+          <w:tcPr/>
+          <w:p>
+            <w:pPr>
+              <w:pStyle w:val="Compact"/>
+            </w:pPr>
+            <w:r>
+              <w:t xml:space="preserve">6,0 M F</w:t>
+            </w:r>
+          </w:p>
+        </w:tc>
+        <w:tc>
+          <w:tcPr/>
+          <w:p>
+            <w:pPr>
+              <w:pStyle w:val="Compact"/>
+            </w:pPr>
+            <w:r>
+              <w:t xml:space="preserve">1,0 M F</w:t>
+            </w:r>
+          </w:p>
+        </w:tc>
+        <w:tc>
+          <w:tcPr/>
+          <w:p>
+            <w:pPr>
+              <w:pStyle w:val="Compact"/>
+            </w:pPr>
+            <w:r>
+              <w:t xml:space="preserve">12,0 M F</w:t>
+            </w:r>
+          </w:p>
+        </w:tc>
+      </w:tr>
+    </w:tbl>
+    <w:p>
+      <w:pPr>
+        <w:pStyle w:val="BodyText"/>
+      </w:pPr>
+      <w:r>
+        <w:t xml:space="preserve">Note. Prix flat assumé sur tous les segments. Les grandes flottes (&gt;50 véhicules) peuvent négocier via un contrat-cadre — décision commerciale au cas par cas, pas un palier automatique.</w:t>
       </w:r>
     </w:p>
     <w:bookmarkEnd w:id="45"/>
-    <w:bookmarkStart w:id="46" w:name="Xf8d045b2cfe445ee198dbc8f0e5b21b653092f3"/>
+    <w:bookmarkStart w:id="46" w:name="Xb00f7af08b744965f955e55dc453f5b27b3f222"/>
     <w:p>
       <w:pPr>
         <w:pStyle w:val="Heading2"/>
       </w:pPr>
       <w:r>
-        <w:t xml:space="preserve">Par taille de flotte (pricing dégressif appliqué)</w:t>
-      </w:r>
-    </w:p>
-    <w:p>
-      <w:pPr>
-        <w:pStyle w:val="FirstParagraph"/>
-      </w:pPr>
-      <w:r>
-        <w:t xml:space="preserve">5 véhicules 5 000 F 25 000 F 3 000 F (30 %) 28 000 F 336 000 F</w:t>
-      </w:r>
-    </w:p>
-    <w:p>
-      <w:pPr>
-        <w:pStyle w:val="BodyText"/>
-      </w:pPr>
-      <w:r>
-        <w:t xml:space="preserve">20 véhicules 5 000 F 100 000 F 5 000 F 105 000 F 1,26 M F</w:t>
-      </w:r>
-    </w:p>
-    <w:p>
-      <w:pPr>
-        <w:pStyle w:val="BodyText"/>
-      </w:pPr>
-      <w:r>
-        <w:t xml:space="preserve">100 véhicules 3 000 F 300 000 F 5 000 F 305 000 F 3,66 M F</w:t>
-      </w:r>
-    </w:p>
-    <w:p>
-      <w:pPr>
-        <w:pStyle w:val="BodyText"/>
-      </w:pPr>
-      <w:r>
-        <w:t xml:space="preserve">Note. Le pricing dégressif réduit le revenu unitaire sur les grosses flottes, mais ces flottes auraient de toute façon négocié. Mieux vaut un palier transparent et automatique qu'une négociation ad hoc qui sur-décote.</w:t>
-      </w:r>
-    </w:p>
-    <w:bookmarkEnd w:id="46"/>
-    <w:bookmarkStart w:id="47" w:name="sur-50-flottes-clientes-cible-12-mois"/>
-    <w:p>
-      <w:pPr>
-        <w:pStyle w:val="Heading2"/>
-      </w:pPr>
-      <w:r>
-        <w:t xml:space="preserve">Sur 50 flottes clientes (cible 12 mois)</w:t>
+        <w:t xml:space="preserve">Sur 50 flottes clientes (cible 12 mois) — prix flat</w:t>
       </w:r>
     </w:p>
     <w:tbl>
@@ -1165,18 +1441,18 @@
               <w:pStyle w:val="Compact"/>
             </w:pPr>
             <w:r>
-              <w:t xml:space="preserve">Pro Flotte mensuel</w:t>
-            </w:r>
-          </w:p>
-        </w:tc>
-        <w:tc>
-          <w:tcPr/>
-          <w:p>
-            <w:pPr>
-              <w:pStyle w:val="Compact"/>
-            </w:pPr>
-            <w:r>
-              <w:t xml:space="preserve">Pro Flotte annuel</w:t>
+              <w:t xml:space="preserve">Flotte Pro mensuel</w:t>
+            </w:r>
+          </w:p>
+        </w:tc>
+        <w:tc>
+          <w:tcPr/>
+          <w:p>
+            <w:pPr>
+              <w:pStyle w:val="Compact"/>
+            </w:pPr>
+            <w:r>
+              <w:t xml:space="preserve">Flotte Pro annuel</w:t>
             </w:r>
           </w:p>
         </w:tc>
@@ -1224,41 +1500,6 @@
               <w:pStyle w:val="Compact"/>
             </w:pPr>
             <w:r>
-              <w:t xml:space="preserve">30 × 5 v + 15 × 20 v + 5 × 50 v (paliers appliqués)</w:t>
-            </w:r>
-          </w:p>
-        </w:tc>
-        <w:tc>
-          <w:tcPr/>
-          <w:p>
-            <w:pPr>
-              <w:pStyle w:val="Compact"/>
-            </w:pPr>
-            <w:r>
-              <w:t xml:space="preserve">1,9 M F</w:t>
-            </w:r>
-          </w:p>
-        </w:tc>
-        <w:tc>
-          <w:tcPr/>
-          <w:p>
-            <w:pPr>
-              <w:pStyle w:val="Compact"/>
-            </w:pPr>
-            <w:r>
-              <w:t xml:space="preserve">22,8 M F</w:t>
-            </w:r>
-          </w:p>
-        </w:tc>
-      </w:tr>
-      <w:tr>
-        <w:tc>
-          <w:tcPr/>
-          <w:p>
-            <w:pPr>
-              <w:pStyle w:val="Compact"/>
-            </w:pPr>
-            <w:r>
               <w:t xml:space="preserve">50 flottes × 20 véhicules moyen (5 000 F/v)</w:t>
             </w:r>
           </w:p>
@@ -1270,7 +1511,7 @@
               <w:pStyle w:val="Compact"/>
             </w:pPr>
             <w:r>
-              <w:t xml:space="preserve">5 M F</w:t>
+              <w:t xml:space="preserve">5,0 M F</w:t>
             </w:r>
           </w:p>
         </w:tc>
@@ -1282,41 +1523,6 @@
             </w:pPr>
             <w:r>
               <w:t xml:space="preserve">60 M F</w:t>
-            </w:r>
-          </w:p>
-        </w:tc>
-      </w:tr>
-      <w:tr>
-        <w:tc>
-          <w:tcPr/>
-          <w:p>
-            <w:pPr>
-              <w:pStyle w:val="Compact"/>
-            </w:pPr>
-            <w:r>
-              <w:t xml:space="preserve">30 × 10 v + 15 × 30 v + 5 × 80 v (paliers appliqués)</w:t>
-            </w:r>
-          </w:p>
-        </w:tc>
-        <w:tc>
-          <w:tcPr/>
-          <w:p>
-            <w:pPr>
-              <w:pStyle w:val="Compact"/>
-            </w:pPr>
-            <w:r>
-              <w:t xml:space="preserve">4,5 M F</w:t>
-            </w:r>
-          </w:p>
-        </w:tc>
-        <w:tc>
-          <w:tcPr/>
-          <w:p>
-            <w:pPr>
-              <w:pStyle w:val="Compact"/>
-            </w:pPr>
-            <w:r>
-              <w:t xml:space="preserve">54 M F</w:t>
             </w:r>
           </w:p>
         </w:tc>
@@ -1327,11 +1533,11 @@
         <w:pStyle w:val="BodyText"/>
       </w:pPr>
       <w:r>
-        <w:t xml:space="preserve">Plan Continuité ajoute typiquement 5–10 % de ce chiffre.</w:t>
-      </w:r>
-    </w:p>
-    <w:bookmarkEnd w:id="47"/>
-    <w:bookmarkStart w:id="48" w:name="comparaison-référence-marché"/>
+        <w:t xml:space="preserve">Si 30 % des flottes basculent en Flotte Pro + (10 000 F/v au lieu de 5 000), le revenu mensuel total est majoré d'environ 30 % par rapport à un mix 100 % Flotte Pro.</w:t>
+      </w:r>
+    </w:p>
+    <w:bookmarkEnd w:id="46"/>
+    <w:bookmarkStart w:id="47" w:name="comparaison-référence-marché"/>
     <w:p>
       <w:pPr>
         <w:pStyle w:val="Heading2"/>
@@ -1397,7 +1603,7 @@
               <w:pStyle w:val="Compact"/>
             </w:pPr>
             <w:r>
-              <w:t xml:space="preserve">Pièces Pro Flotte</w:t>
+              <w:t xml:space="preserve">Pièces Flotte Pro</w:t>
             </w:r>
           </w:p>
         </w:tc>
@@ -1573,24 +1779,50 @@
         <w:t xml:space="preserve">Notre prix est 3-5× moins cher que les concurrents internationaux sans tracking GPS — qui est un marché séparé en Côte d'Ivoire. Positionnement défendable.</w:t>
       </w:r>
     </w:p>
+    <w:bookmarkEnd w:id="47"/>
+    <w:bookmarkStart w:id="48" w:name="économie-du-flotte-pro-"/>
+    <w:p>
+      <w:pPr>
+        <w:pStyle w:val="Heading2"/>
+      </w:pPr>
+      <w:r>
+        <w:t xml:space="preserve">Économie du Flotte Pro +</w:t>
+      </w:r>
+    </w:p>
     <w:bookmarkEnd w:id="48"/>
-    <w:bookmarkStart w:id="49" w:name="économie-du-plan-continuité"/>
+    <w:bookmarkStart w:id="49" w:name="Xe17b440fbb444da40d96fc48e75da14f96c8880"/>
     <w:p>
       <w:pPr>
         <w:pStyle w:val="Heading2"/>
       </w:pPr>
       <w:r>
-        <w:t xml:space="preserve">Économie du Plan Continuité</w:t>
+        <w:t xml:space="preserve">Coût unitaire d'une livraison express (Abidjan)</w:t>
+      </w:r>
+    </w:p>
+    <w:p>
+      <w:pPr>
+        <w:pStyle w:val="FirstParagraph"/>
+      </w:pPr>
+      <w:r>
+        <w:t xml:space="preserve">Rider priorité (vs standard) +1 500</w:t>
+      </w:r>
+    </w:p>
+    <w:p>
+      <w:pPr>
+        <w:pStyle w:val="BodyText"/>
+      </w:pPr>
+      <w:r>
+        <w:t xml:space="preserve">Risque SLA breach (probabilité × pénalité) +200</w:t>
       </w:r>
     </w:p>
     <w:bookmarkEnd w:id="49"/>
-    <w:bookmarkStart w:id="50" w:name="Xe17b440fbb444da40d96fc48e75da14f96c8880"/>
+    <w:bookmarkStart w:id="50" w:name="X9d4e3acacd05a49fe97610f146753899cb8ada8"/>
     <w:p>
       <w:pPr>
         <w:pStyle w:val="Heading2"/>
       </w:pPr>
       <w:r>
-        <w:t xml:space="preserve">Coût unitaire d'une livraison express (Abidjan)</w:t>
+        <w:t xml:space="preserve">Coût unitaire d'une livraison J+1 hors Abidjan</w:t>
       </w:r>
     </w:p>
     <w:p>
@@ -1598,7 +1830,7 @@
         <w:pStyle w:val="FirstParagraph"/>
       </w:pPr>
       <w:r>
-        <w:t xml:space="preserve">Rider priorité (vs standard) +1 500</w:t>
+        <w:t xml:space="preserve">Surcoût logistique inter-villes (vs J+2/J+3 standard) +1 200</w:t>
       </w:r>
     </w:p>
     <w:p>
@@ -1606,43 +1838,17 @@
         <w:pStyle w:val="BodyText"/>
       </w:pPr>
       <w:r>
-        <w:t xml:space="preserve">Risque SLA breach (probabilité × pénalité) +200</w:t>
+        <w:t xml:space="preserve">Total coût marginal Pièces par livraison J+1 hors Abidjan ~1 500 F</w:t>
       </w:r>
     </w:p>
     <w:bookmarkEnd w:id="50"/>
-    <w:bookmarkStart w:id="51" w:name="X9d4e3acacd05a49fe97610f146753899cb8ada8"/>
+    <w:bookmarkStart w:id="51" w:name="Xc32928b883c323cad25904aebac0e4e16bfd544"/>
     <w:p>
       <w:pPr>
         <w:pStyle w:val="Heading2"/>
       </w:pPr>
       <w:r>
-        <w:t xml:space="preserve">Coût unitaire d'une livraison J+1 hors Abidjan</w:t>
-      </w:r>
-    </w:p>
-    <w:p>
-      <w:pPr>
-        <w:pStyle w:val="FirstParagraph"/>
-      </w:pPr>
-      <w:r>
-        <w:t xml:space="preserve">Surcoût logistique inter-villes (vs J+2/J+3 standard) +1 200</w:t>
-      </w:r>
-    </w:p>
-    <w:p>
-      <w:pPr>
-        <w:pStyle w:val="BodyText"/>
-      </w:pPr>
-      <w:r>
-        <w:t xml:space="preserve">Total coût marginal Pièces par livraison J+1 hors Abidjan ~1 500 F</w:t>
-      </w:r>
-    </w:p>
-    <w:bookmarkEnd w:id="51"/>
-    <w:bookmarkStart w:id="52" w:name="X91f3d33f27a3106fe25f41487a49bf86562cd7a"/>
-    <w:p>
-      <w:pPr>
-        <w:pStyle w:val="Heading2"/>
-      </w:pPr>
-      <w:r>
-        <w:t xml:space="preserve">Scénarios mensuels par client Plan Continuité</w:t>
+        <w:t xml:space="preserve">Scénarios mensuels par client Flotte Pro +</w:t>
       </w:r>
     </w:p>
     <w:tbl>
@@ -1978,35 +2184,35 @@
         </w:numPr>
       </w:pPr>
       <w:r>
-        <w:t xml:space="preserve">Accepter cette perte sur les gros consommateurs comme coût d'acquisition — un client qui utilise 15 livraisons/mo paie aussi 200 000 F de Pro Flotte (s'il a 50 véhicules), donc la perte de 8 000 F est négligeable.</w:t>
+        <w:t xml:space="preserve">Accepter cette perte sur les gros consommateurs comme coût d'acquisition — un client qui utilise 15 livraisons/mo paie aussi 200 000 F de Flotte Pro (s'il a 50 véhicules), donc la perte de 8 000 F est négligeable.</w:t>
       </w:r>
       <w:r>
         <w:t xml:space="preserve"> </w:t>
       </w:r>
       <w:r>
-        <w:t xml:space="preserve">Recommandation : option (c) sur les flottes  20 véhicules (cross-subsidization par Pro Flotte), option (b) sur les petites flottes. Concrètement : forfait identique pour tous, monitoring de l'usage, escalade commerciale sur les flottes en dépassement systématique pour les passer en formule « à la consommation » (suppression forfait, prix par livraison négocié).</w:t>
+        <w:t xml:space="preserve">Recommandation : option (c) sur les flottes  20 véhicules (cross-subsidization par Flotte Pro), option (b) sur les petites flottes. Concrètement : forfait identique pour tous, monitoring de l'usage, escalade commerciale sur les flottes en dépassement systématique pour les passer en formule « à la consommation » (suppression forfait, prix par livraison négocié).</w:t>
+      </w:r>
+    </w:p>
+    <w:bookmarkEnd w:id="51"/>
+    <w:bookmarkStart w:id="52" w:name="coût-dun-breach-sla"/>
+    <w:p>
+      <w:pPr>
+        <w:pStyle w:val="Heading2"/>
+      </w:pPr>
+      <w:r>
+        <w:t xml:space="preserve">Coût d'un breach SLA</w:t>
+      </w:r>
+    </w:p>
+    <w:p>
+      <w:pPr>
+        <w:pStyle w:val="FirstParagraph"/>
+      </w:pPr>
+      <w:r>
+        <w:t xml:space="preserve">Remboursement frais (~2 500 F) + 5 000 F de crédit = ~7 500 F par breach. Pour rester rentable, le taux de breach doit rester &lt; 8 % des livraisons express. Tenable si on dimensionne bien le réseau livreurs sur les heures critiques (8 h – 10 h, 14 h – 17 h).</w:t>
       </w:r>
     </w:p>
     <w:bookmarkEnd w:id="52"/>
-    <w:bookmarkStart w:id="53" w:name="coût-dun-breach-sla"/>
-    <w:p>
-      <w:pPr>
-        <w:pStyle w:val="Heading2"/>
-      </w:pPr>
-      <w:r>
-        <w:t xml:space="preserve">Coût d'un breach SLA</w:t>
-      </w:r>
-    </w:p>
-    <w:p>
-      <w:pPr>
-        <w:pStyle w:val="FirstParagraph"/>
-      </w:pPr>
-      <w:r>
-        <w:t xml:space="preserve">Remboursement frais (~2 500 F) + 5 000 F de crédit = ~7 500 F par breach. Pour rester rentable, le taux de breach doit rester &lt; 8 % des livraisons express. Tenable si on dimensionne bien le réseau livreurs sur les heures critiques (8 h – 10 h, 14 h – 17 h).</w:t>
-      </w:r>
-    </w:p>
-    <w:bookmarkEnd w:id="53"/>
-    <w:bookmarkStart w:id="54" w:name="risques-et-atténuations"/>
+    <w:bookmarkStart w:id="53" w:name="risques-et-atténuations"/>
     <w:p>
       <w:pPr>
         <w:pStyle w:val="Heading2"/>
@@ -2084,7 +2290,7 @@
               <w:pStyle w:val="Compact"/>
             </w:pPr>
             <w:r>
-              <w:t xml:space="preserve">Adoption Pro Flotte plus lente</w:t>
+              <w:t xml:space="preserve">Adoption Flotte Pro plus lente</w:t>
             </w:r>
           </w:p>
         </w:tc>
@@ -2253,7 +2459,7 @@
               <w:pStyle w:val="Compact"/>
             </w:pPr>
             <w:r>
-              <w:t xml:space="preserve">montée en Pro Flotte</w:t>
+              <w:t xml:space="preserve">montée en Flotte Pro</w:t>
             </w:r>
           </w:p>
         </w:tc>
@@ -2453,7 +2659,7 @@
               <w:pStyle w:val="Compact"/>
             </w:pPr>
             <w:r>
-              <w:t xml:space="preserve">Sur-utilisation Plan Continuité</w:t>
+              <w:t xml:space="preserve">Sur-utilisation Flotte Pro +</w:t>
             </w:r>
           </w:p>
         </w:tc>
@@ -2871,130 +3077,7 @@
               <w:pStyle w:val="Compact"/>
             </w:pPr>
             <w:r>
-              <w:t xml:space="preserve">Pricing dégressif érode la</w:t>
-            </w:r>
-          </w:p>
-        </w:tc>
-        <w:tc>
-          <w:tcPr/>
-          <w:p>
-            <w:pPr>
-              <w:pStyle w:val="Compact"/>
-            </w:pPr>
-            <w:r>
-              <w:t xml:space="preserve">Élevée</w:t>
-            </w:r>
-          </w:p>
-        </w:tc>
-        <w:tc>
-          <w:tcPr/>
-          <w:p>
-            <w:pPr>
-              <w:pStyle w:val="Compact"/>
-            </w:pPr>
-            <w:r>
-              <w:t xml:space="preserve">Faible</w:t>
-            </w:r>
-          </w:p>
-        </w:tc>
-        <w:tc>
-          <w:tcPr/>
-          <w:p>
-            <w:pPr>
-              <w:pStyle w:val="Compact"/>
-            </w:pPr>
-            <w:r>
-              <w:t xml:space="preserve">Volontaire — mieux vaut un palier transparent qu'une</w:t>
-            </w:r>
-          </w:p>
-        </w:tc>
-      </w:tr>
-      <w:tr>
-        <w:tc>
-          <w:tcPr/>
-          <w:p>
-            <w:pPr>
-              <w:pStyle w:val="Compact"/>
-            </w:pPr>
-            <w:r>
-              <w:t xml:space="preserve">marge sur grosses flottes</w:t>
-            </w:r>
-          </w:p>
-        </w:tc>
-        <w:tc>
-          <w:tcPr/>
-          <w:p>
-            <w:pPr>
-              <w:pStyle w:val="Compact"/>
-            </w:pPr>
-          </w:p>
-        </w:tc>
-        <w:tc>
-          <w:tcPr/>
-          <w:p>
-            <w:pPr>
-              <w:pStyle w:val="Compact"/>
-            </w:pPr>
-          </w:p>
-        </w:tc>
-        <w:tc>
-          <w:tcPr/>
-          <w:p>
-            <w:pPr>
-              <w:pStyle w:val="Compact"/>
-            </w:pPr>
-            <w:r>
-              <w:t xml:space="preserve">négociation ad hoc qui sur-décote. Mécanisme préserve la</w:t>
-            </w:r>
-          </w:p>
-        </w:tc>
-      </w:tr>
-      <w:tr>
-        <w:tc>
-          <w:tcPr/>
-          <w:p>
-            <w:pPr>
-              <w:pStyle w:val="Compact"/>
-            </w:pPr>
-          </w:p>
-        </w:tc>
-        <w:tc>
-          <w:tcPr/>
-          <w:p>
-            <w:pPr>
-              <w:pStyle w:val="Compact"/>
-            </w:pPr>
-          </w:p>
-        </w:tc>
-        <w:tc>
-          <w:tcPr/>
-          <w:p>
-            <w:pPr>
-              <w:pStyle w:val="Compact"/>
-            </w:pPr>
-          </w:p>
-        </w:tc>
-        <w:tc>
-          <w:tcPr/>
-          <w:p>
-            <w:pPr>
-              <w:pStyle w:val="Compact"/>
-            </w:pPr>
-            <w:r>
-              <w:t xml:space="preserve">relation.</w:t>
-            </w:r>
-          </w:p>
-        </w:tc>
-      </w:tr>
-      <w:tr>
-        <w:tc>
-          <w:tcPr/>
-          <w:p>
-            <w:pPr>
-              <w:pStyle w:val="Compact"/>
-            </w:pPr>
-            <w:r>
-              <w:t xml:space="preserve">Stock tampon vu comme « déjà payé »  refus Pro Flotte</w:t>
+              <w:t xml:space="preserve">Stock tampon vu comme « déjà payé »  refus Flotte Pro</w:t>
             </w:r>
           </w:p>
         </w:tc>
@@ -3045,242 +3128,516 @@
         <w:t xml:space="preserve">Plan de mise en marché recommandé</w:t>
       </w:r>
     </w:p>
+    <w:bookmarkEnd w:id="53"/>
+    <w:bookmarkStart w:id="54" w:name="phase-1--validation-pricing-semaines-1-2"/>
+    <w:p>
+      <w:pPr>
+        <w:pStyle w:val="Heading2"/>
+      </w:pPr>
+      <w:r>
+        <w:t xml:space="preserve">Phase 1 — Validation pricing (Semaines 1-2)</w:t>
+      </w:r>
+    </w:p>
+    <w:p>
+      <w:pPr>
+        <w:pStyle w:val="Compact"/>
+        <w:numPr>
+          <w:ilvl w:val="0"/>
+          <w:numId w:val="1009"/>
+        </w:numPr>
+      </w:pPr>
+      <w:r>
+        <w:t xml:space="preserve">Présenter le packaging à 5 prospects qualifiés (flottes 5-50 véhicules).</w:t>
+      </w:r>
+    </w:p>
+    <w:p>
+      <w:pPr>
+        <w:pStyle w:val="Compact"/>
+        <w:numPr>
+          <w:ilvl w:val="0"/>
+          <w:numId w:val="1009"/>
+        </w:numPr>
+      </w:pPr>
+      <w:r>
+        <w:t xml:space="preserve">Tester trois variantes : Flotte Pro seul / Flotte Pro + Flotte Pro + / variations de prix Flotte Pro (4 000</w:t>
+      </w:r>
+      <w:r>
+        <w:t xml:space="preserve"> </w:t>
+      </w:r>
+      <w:r>
+        <w:t xml:space="preserve">/ 5 000 / 6 000 F).</w:t>
+      </w:r>
+    </w:p>
+    <w:p>
+      <w:pPr>
+        <w:pStyle w:val="Compact"/>
+        <w:numPr>
+          <w:ilvl w:val="0"/>
+          <w:numId w:val="1009"/>
+        </w:numPr>
+      </w:pPr>
+      <w:r>
+        <w:t xml:space="preserve">Identifier le killer feature de Flotte Pro aux yeux des prospects (hypothèse : détection véhicules outliers).</w:t>
+      </w:r>
+    </w:p>
+    <w:p>
+      <w:pPr>
+        <w:pStyle w:val="Compact"/>
+        <w:numPr>
+          <w:ilvl w:val="0"/>
+          <w:numId w:val="1009"/>
+        </w:numPr>
+      </w:pPr>
+      <w:r>
+        <w:t xml:space="preserve">Recueillir : prix accepté/refusé, features valorisées, freins exprimés.</w:t>
+      </w:r>
+    </w:p>
+    <w:p>
+      <w:pPr>
+        <w:pStyle w:val="Compact"/>
+        <w:numPr>
+          <w:ilvl w:val="0"/>
+          <w:numId w:val="1009"/>
+        </w:numPr>
+      </w:pPr>
+      <w:r>
+        <w:t xml:space="preserve">Décision Go/No-Go : si au moins 2 prospects sur 5 signent une lettre d'intention, lancer Phase 2.</w:t>
+      </w:r>
+    </w:p>
     <w:bookmarkEnd w:id="54"/>
-    <w:bookmarkStart w:id="55" w:name="phase-1--validation-pricing-semaines-1-2"/>
+    <w:bookmarkStart w:id="55" w:name="phase-2--bêta-payante-semaines-3-8"/>
     <w:p>
       <w:pPr>
         <w:pStyle w:val="Heading2"/>
       </w:pPr>
       <w:r>
-        <w:t xml:space="preserve">Phase 1 — Validation pricing (Semaines 1-2)</w:t>
-      </w:r>
-    </w:p>
-    <w:p>
-      <w:pPr>
-        <w:pStyle w:val="Compact"/>
-        <w:numPr>
-          <w:ilvl w:val="0"/>
-          <w:numId w:val="1009"/>
-        </w:numPr>
-      </w:pPr>
-      <w:r>
-        <w:t xml:space="preserve">Présenter le packaging à 5 prospects qualifiés (flottes 5-50 véhicules).</w:t>
-      </w:r>
-    </w:p>
-    <w:p>
-      <w:pPr>
-        <w:pStyle w:val="Compact"/>
-        <w:numPr>
-          <w:ilvl w:val="0"/>
-          <w:numId w:val="1009"/>
-        </w:numPr>
-      </w:pPr>
-      <w:r>
-        <w:t xml:space="preserve">Tester trois variantes : Pro Flotte seul / Pro Flotte + Plan Continuité / variations de prix Pro Flotte (4 000</w:t>
+        <w:t xml:space="preserve">Phase 2 — Bêta payante (Semaines 3-8)</w:t>
+      </w:r>
+    </w:p>
+    <w:p>
+      <w:pPr>
+        <w:pStyle w:val="Compact"/>
+        <w:numPr>
+          <w:ilvl w:val="0"/>
+          <w:numId w:val="1010"/>
+        </w:numPr>
+      </w:pPr>
+      <w:r>
+        <w:t xml:space="preserve">Inscrire 5 flottes pilotes au tarif validé.</w:t>
+      </w:r>
+    </w:p>
+    <w:p>
+      <w:pPr>
+        <w:pStyle w:val="Compact"/>
+        <w:numPr>
+          <w:ilvl w:val="0"/>
+          <w:numId w:val="1010"/>
+        </w:numPr>
+      </w:pPr>
+      <w:r>
+        <w:t xml:space="preserve">Implémenter la facturation et l'activation des features Flotte Pro (cf. § technique).</w:t>
+      </w:r>
+    </w:p>
+    <w:p>
+      <w:pPr>
+        <w:pStyle w:val="Compact"/>
+        <w:numPr>
+          <w:ilvl w:val="0"/>
+          <w:numId w:val="1010"/>
+        </w:numPr>
+      </w:pPr>
+      <w:r>
+        <w:t xml:space="preserve">Mise en place du calculateur ROI à l'inscription.</w:t>
+      </w:r>
+    </w:p>
+    <w:p>
+      <w:pPr>
+        <w:pStyle w:val="Compact"/>
+        <w:numPr>
+          <w:ilvl w:val="0"/>
+          <w:numId w:val="1010"/>
+        </w:numPr>
+      </w:pPr>
+      <w:r>
+        <w:t xml:space="preserve">Activation automatique de l'essai 30 jours pour tous les nouveaux inscrits.</w:t>
+      </w:r>
+    </w:p>
+    <w:p>
+      <w:pPr>
+        <w:pStyle w:val="Compact"/>
+        <w:numPr>
+          <w:ilvl w:val="0"/>
+          <w:numId w:val="1010"/>
+        </w:numPr>
+      </w:pPr>
+      <w:r>
+        <w:t xml:space="preserve">Monitoring quotidien des SLA Flotte Pro +.</w:t>
+      </w:r>
+    </w:p>
+    <w:p>
+      <w:pPr>
+        <w:pStyle w:val="Compact"/>
+        <w:numPr>
+          <w:ilvl w:val="0"/>
+          <w:numId w:val="1010"/>
+        </w:numPr>
+      </w:pPr>
+      <w:r>
+        <w:t xml:space="preserve">Itération à mi-parcours (S5) sur les features sous-utilisées.</w:t>
+      </w:r>
+    </w:p>
+    <w:bookmarkEnd w:id="55"/>
+    <w:bookmarkStart w:id="56" w:name="phase-3--lancement-commercial-semaines-9"/>
+    <w:p>
+      <w:pPr>
+        <w:pStyle w:val="Heading2"/>
+      </w:pPr>
+      <w:r>
+        <w:t xml:space="preserve">Phase 3 — Lancement commercial (Semaines 9+)</w:t>
+      </w:r>
+    </w:p>
+    <w:p>
+      <w:pPr>
+        <w:pStyle w:val="Compact"/>
+        <w:numPr>
+          <w:ilvl w:val="0"/>
+          <w:numId w:val="1011"/>
+        </w:numPr>
+      </w:pPr>
+      <w:r>
+        <w:t xml:space="preserve">Publication de la grille tarifaire sur pieces.ci/entreprises.</w:t>
+      </w:r>
+    </w:p>
+    <w:p>
+      <w:pPr>
+        <w:pStyle w:val="Compact"/>
+        <w:numPr>
+          <w:ilvl w:val="0"/>
+          <w:numId w:val="1011"/>
+        </w:numPr>
+      </w:pPr>
+      <w:r>
+        <w:t xml:space="preserve">Communication WhatsApp + emailing à la base prospect.</w:t>
+      </w:r>
+    </w:p>
+    <w:p>
+      <w:pPr>
+        <w:pStyle w:val="Compact"/>
+        <w:numPr>
+          <w:ilvl w:val="0"/>
+          <w:numId w:val="1011"/>
+        </w:numPr>
+      </w:pPr>
+      <w:r>
+        <w:t xml:space="preserve">Programme de parrainage : 1 mois Flotte Pro offert pour chaque flotte recommandée qui s'abonne.</w:t>
+      </w:r>
+    </w:p>
+    <w:p>
+      <w:pPr>
+        <w:pStyle w:val="Compact"/>
+        <w:numPr>
+          <w:ilvl w:val="0"/>
+          <w:numId w:val="1011"/>
+        </w:numPr>
+      </w:pPr>
+      <w:r>
+        <w:t xml:space="preserve">Extension Flotte Pro + à 4 villes hors Abidjan après stabilisation Abidjan.</w:t>
+      </w:r>
+    </w:p>
+    <w:p>
+      <w:pPr>
+        <w:pStyle w:val="Compact"/>
+        <w:numPr>
+          <w:ilvl w:val="0"/>
+          <w:numId w:val="1011"/>
+        </w:numPr>
+      </w:pPr>
+      <w:r>
+        <w:t xml:space="preserve">Bilan à 6 mois : ajustement de la grille tarifaire si nécessaire selon mix client réel.</w:t>
+      </w:r>
+    </w:p>
+    <w:bookmarkEnd w:id="56"/>
+    <w:bookmarkStart w:id="57" w:name="prochaines-décisions-à-arrêter"/>
+    <w:p>
+      <w:pPr>
+        <w:pStyle w:val="Heading2"/>
+      </w:pPr>
+      <w:r>
+        <w:t xml:space="preserve">Prochaines décisions à arrêter</w:t>
+      </w:r>
+    </w:p>
+    <w:p>
+      <w:pPr>
+        <w:pStyle w:val="FirstParagraph"/>
+      </w:pPr>
+      <w:r>
+        <w:t xml:space="preserve">Pricing exact Flotte Pro. 5 000 F/véhicule confirmé ? Tester 4 000 F et 6 000 F lors des entretiens prospect.</w:t>
       </w:r>
       <w:r>
         <w:t xml:space="preserve"> </w:t>
       </w:r>
       <w:r>
-        <w:t xml:space="preserve">/ 5 000 / 6 000 F).</w:t>
-      </w:r>
-    </w:p>
-    <w:p>
-      <w:pPr>
-        <w:pStyle w:val="Compact"/>
-        <w:numPr>
-          <w:ilvl w:val="0"/>
-          <w:numId w:val="1009"/>
-        </w:numPr>
-      </w:pPr>
-      <w:r>
-        <w:t xml:space="preserve">Identifier le killer feature de Pro Flotte aux yeux des prospects (hypothèse : détection véhicules outliers).</w:t>
-      </w:r>
-    </w:p>
-    <w:p>
-      <w:pPr>
-        <w:pStyle w:val="Compact"/>
-        <w:numPr>
-          <w:ilvl w:val="0"/>
-          <w:numId w:val="1009"/>
-        </w:numPr>
-      </w:pPr>
-      <w:r>
-        <w:t xml:space="preserve">Recueillir : prix accepté/refusé, features valorisées, freins exprimés.</w:t>
-      </w:r>
-    </w:p>
-    <w:p>
-      <w:pPr>
-        <w:pStyle w:val="Compact"/>
-        <w:numPr>
-          <w:ilvl w:val="0"/>
-          <w:numId w:val="1009"/>
-        </w:numPr>
-      </w:pPr>
-      <w:r>
-        <w:t xml:space="preserve">Décision Go/No-Go : si au moins 2 prospects sur 5 signent une lettre d'intention, lancer Phase 2.</w:t>
-      </w:r>
-    </w:p>
-    <w:bookmarkEnd w:id="55"/>
-    <w:bookmarkStart w:id="56" w:name="phase-2--bêta-payante-semaines-3-8"/>
+        <w:t xml:space="preserve">Frontière features gratuit vs Flotte Pro. La liste §3 est un point de départ. Affiner avec les feedbacks. Question ouverte : le scoring qualité fournisseur basique pourrait-il rester en gratuit pour renforcer la confiance marketplace ?</w:t>
+      </w:r>
+      <w:r>
+        <w:t xml:space="preserve"> </w:t>
+      </w:r>
+      <w:r>
+        <w:t xml:space="preserve">Zone couverte par le SLA 3 h Abidjan. Carte explicite à produire : Plateau, Cocody, Marcory, Treichville, Yopougon, Abobo en routine ; Bingerville, Anyama, Songon en standard.</w:t>
+      </w:r>
+      <w:r>
+        <w:t xml:space="preserve"> </w:t>
+      </w:r>
+      <w:r>
+        <w:t xml:space="preserve">Villes couvertes par le SLA J+1 hors Abidjan. Démarrage proposé : San-Pédro, Bouaké, Yamoussoukro, Korhogo. Extension progressive selon performance.</w:t>
+      </w:r>
+      <w:r>
+        <w:t xml:space="preserve"> </w:t>
+      </w:r>
+      <w:r>
+        <w:t xml:space="preserve">Cycle de facturation. Mensuel d'avance par défaut, annuel avec 16,7 % (2 mois offerts). Trimestriel à étudier (remise intermédiaire 5-8 %).</w:t>
+      </w:r>
+      <w:r>
+        <w:t xml:space="preserve"> </w:t>
+      </w:r>
+      <w:r>
+        <w:t xml:space="preserve">Modes de paiement entreprise. Mobile Money Pro suffisant jusqu'à 5-20 véhicules. Virement bancaire requis au-delà. CinetPay supporte les deux.</w:t>
+      </w:r>
+    </w:p>
+    <w:p>
+      <w:pPr>
+        <w:pStyle w:val="BodyText"/>
+      </w:pPr>
+      <w:r>
+        <w:t xml:space="preserve">Mécanisme garantie ROI. Critère d'évaluation à formaliser : économie pièce mesurée comment ? Sur quel périmètre ? Document méthodologique à produire avant lancement.</w:t>
+      </w:r>
+      <w:r>
+        <w:t xml:space="preserve"> </w:t>
+      </w:r>
+      <w:r>
+        <w:t xml:space="preserve">TVA. Si l'entreprise est assujettie, factures avec TVA 18 % détachée — à clarifier avec le comptable Pièces.</w:t>
+      </w:r>
+    </w:p>
+    <w:bookmarkEnd w:id="57"/>
+    <w:bookmarkStart w:id="58" w:name="impact-technique"/>
     <w:p>
       <w:pPr>
         <w:pStyle w:val="Heading2"/>
       </w:pPr>
       <w:r>
-        <w:t xml:space="preserve">Phase 2 — Bêta payante (Semaines 3-8)</w:t>
-      </w:r>
-    </w:p>
-    <w:p>
-      <w:pPr>
-        <w:pStyle w:val="Compact"/>
-        <w:numPr>
-          <w:ilvl w:val="0"/>
-          <w:numId w:val="1010"/>
-        </w:numPr>
-      </w:pPr>
-      <w:r>
-        <w:t xml:space="preserve">Inscrire 5 flottes pilotes au tarif validé.</w:t>
-      </w:r>
-    </w:p>
-    <w:p>
-      <w:pPr>
-        <w:pStyle w:val="Compact"/>
-        <w:numPr>
-          <w:ilvl w:val="0"/>
-          <w:numId w:val="1010"/>
-        </w:numPr>
-      </w:pPr>
-      <w:r>
-        <w:t xml:space="preserve">Implémenter la facturation et l'activation des features Pro Flotte (cf. § technique).</w:t>
-      </w:r>
-    </w:p>
-    <w:p>
-      <w:pPr>
-        <w:pStyle w:val="Compact"/>
-        <w:numPr>
-          <w:ilvl w:val="0"/>
-          <w:numId w:val="1010"/>
-        </w:numPr>
-      </w:pPr>
-      <w:r>
-        <w:t xml:space="preserve">Mise en place du calculateur ROI à l'inscription.</w:t>
-      </w:r>
-    </w:p>
-    <w:p>
-      <w:pPr>
-        <w:pStyle w:val="Compact"/>
-        <w:numPr>
-          <w:ilvl w:val="0"/>
-          <w:numId w:val="1010"/>
-        </w:numPr>
-      </w:pPr>
-      <w:r>
-        <w:t xml:space="preserve">Activation automatique de l'essai 30 jours pour tous les nouveaux inscrits.</w:t>
-      </w:r>
-    </w:p>
-    <w:p>
-      <w:pPr>
-        <w:pStyle w:val="Compact"/>
-        <w:numPr>
-          <w:ilvl w:val="0"/>
-          <w:numId w:val="1010"/>
-        </w:numPr>
-      </w:pPr>
-      <w:r>
-        <w:t xml:space="preserve">Monitoring quotidien des SLA Plan Continuité.</w:t>
-      </w:r>
-    </w:p>
-    <w:p>
-      <w:pPr>
-        <w:pStyle w:val="Compact"/>
-        <w:numPr>
-          <w:ilvl w:val="0"/>
-          <w:numId w:val="1010"/>
-        </w:numPr>
-      </w:pPr>
-      <w:r>
-        <w:t xml:space="preserve">Itération à mi-parcours (S5) sur les features sous-utilisées.</w:t>
-      </w:r>
-    </w:p>
-    <w:bookmarkEnd w:id="56"/>
-    <w:bookmarkStart w:id="57" w:name="phase-3--lancement-commercial-semaines-9"/>
+        <w:t xml:space="preserve">Impact technique</w:t>
+      </w:r>
+    </w:p>
+    <w:p>
+      <w:pPr>
+        <w:pStyle w:val="FirstParagraph"/>
+      </w:pPr>
+      <w:r>
+        <w:t xml:space="preserve">À dimensionner après validation pricing. À titre indicatif, le développement nécessitera :</w:t>
+      </w:r>
+    </w:p>
+    <w:p>
+      <w:pPr>
+        <w:pStyle w:val="Compact"/>
+        <w:numPr>
+          <w:ilvl w:val="0"/>
+          <w:numId w:val="1012"/>
+        </w:numPr>
+      </w:pPr>
+      <w:r>
+        <w:t xml:space="preserve">Modèle Prisma EnterpriseSubscription (tier PRO_FLOTTE / CONTINUITE, status, billingCycle, startedAt, currentPeriodEnd, trialEndsAt, etc.)</w:t>
+      </w:r>
+    </w:p>
+    <w:p>
+      <w:pPr>
+        <w:pStyle w:val="Compact"/>
+        <w:numPr>
+          <w:ilvl w:val="0"/>
+          <w:numId w:val="1012"/>
+        </w:numPr>
+      </w:pPr>
+      <w:r>
+        <w:t xml:space="preserve">Modèle EnterpriseSubscriptionEvent pour audit (activation, suspension, breach SLA, garantie ROI invoquée)</w:t>
+      </w:r>
+    </w:p>
+    <w:p>
+      <w:pPr>
+        <w:pStyle w:val="Compact"/>
+        <w:numPr>
+          <w:ilvl w:val="0"/>
+          <w:numId w:val="1012"/>
+        </w:numPr>
+      </w:pPr>
+      <w:r>
+        <w:t xml:space="preserve">Migration + endpoints CRUD admin et entreprise</w:t>
+      </w:r>
+    </w:p>
+    <w:p>
+      <w:pPr>
+        <w:pStyle w:val="Compact"/>
+        <w:numPr>
+          <w:ilvl w:val="0"/>
+          <w:numId w:val="1012"/>
+        </w:numPr>
+      </w:pPr>
+      <w:r>
+        <w:t xml:space="preserve">Page admin /admin/enterprises/[id]/subscription pour activer / suspendre / consulter historique</w:t>
+      </w:r>
+    </w:p>
+    <w:p>
+      <w:pPr>
+        <w:pStyle w:val="Compact"/>
+        <w:numPr>
+          <w:ilvl w:val="0"/>
+          <w:numId w:val="1012"/>
+        </w:numPr>
+      </w:pPr>
+      <w:r>
+        <w:t xml:space="preserve">Page entreprise /enterprise/billing pour s'abonner, voir l'historique, télécharger factures</w:t>
+      </w:r>
+    </w:p>
+    <w:p>
+      <w:pPr>
+        <w:pStyle w:val="Compact"/>
+        <w:numPr>
+          <w:ilvl w:val="0"/>
+          <w:numId w:val="1012"/>
+        </w:numPr>
+      </w:pPr>
+      <w:r>
+        <w:t xml:space="preserve">Calculateur ROI public sur /entreprises/calculateur-roi</w:t>
+      </w:r>
+    </w:p>
+    <w:p>
+      <w:pPr>
+        <w:pStyle w:val="Compact"/>
+        <w:numPr>
+          <w:ilvl w:val="0"/>
+          <w:numId w:val="1012"/>
+        </w:numPr>
+      </w:pPr>
+      <w:r>
+        <w:t xml:space="preserve">Intégration paiement récurrent CinetPay (déjà supporté par leur API)</w:t>
+      </w:r>
+    </w:p>
+    <w:p>
+      <w:pPr>
+        <w:pStyle w:val="Compact"/>
+        <w:numPr>
+          <w:ilvl w:val="0"/>
+          <w:numId w:val="1012"/>
+        </w:numPr>
+      </w:pPr>
+      <w:r>
+        <w:t xml:space="preserve">Cron mensuel pour facturer les abonnements actifs + reset compteur Flotte Pro +</w:t>
+      </w:r>
+    </w:p>
+    <w:p>
+      <w:pPr>
+        <w:pStyle w:val="Compact"/>
+        <w:numPr>
+          <w:ilvl w:val="0"/>
+          <w:numId w:val="1012"/>
+        </w:numPr>
+      </w:pPr>
+      <w:r>
+        <w:t xml:space="preserve">Gate côté features Flotte Pro : hasActiveSubscription(enterprise, 'PRO_FLOTTE') sur les ~10 capacités listées</w:t>
+      </w:r>
+    </w:p>
+    <w:p>
+      <w:pPr>
+        <w:pStyle w:val="Compact"/>
+        <w:numPr>
+          <w:ilvl w:val="0"/>
+          <w:numId w:val="1012"/>
+        </w:numPr>
+      </w:pPr>
+      <w:r>
+        <w:t xml:space="preserve">Compteur Flotte Pro + (expressDeliveriesUsedThisMonth, j1DeliveriesUsedThisMonth) + reset mensuel</w:t>
+      </w:r>
+    </w:p>
+    <w:p>
+      <w:pPr>
+        <w:pStyle w:val="Compact"/>
+        <w:numPr>
+          <w:ilvl w:val="0"/>
+          <w:numId w:val="1012"/>
+        </w:numPr>
+      </w:pPr>
+      <w:r>
+        <w:t xml:space="preserve">Endpoints + webhook SLA pour mesurer le respect des 3 h / J+1 et déclencher les remboursements automatiques</w:t>
+      </w:r>
+    </w:p>
+    <w:p>
+      <w:pPr>
+        <w:pStyle w:val="Compact"/>
+        <w:numPr>
+          <w:ilvl w:val="0"/>
+          <w:numId w:val="1012"/>
+        </w:numPr>
+      </w:pPr>
+      <w:r>
+        <w:t xml:space="preserve">Activation automatique de l'essai 30 jours à l'inscription entreprise</w:t>
+      </w:r>
+    </w:p>
+    <w:p>
+      <w:pPr>
+        <w:pStyle w:val="Compact"/>
+        <w:numPr>
+          <w:ilvl w:val="0"/>
+          <w:numId w:val="1012"/>
+        </w:numPr>
+      </w:pPr>
+      <w:r>
+        <w:t xml:space="preserve">Alerte commerciale automatique à J-7 de fin d'essai si features Flotte Pro ont été utilisées</w:t>
+      </w:r>
+    </w:p>
+    <w:p>
+      <w:pPr>
+        <w:pStyle w:val="FirstParagraph"/>
+      </w:pPr>
+      <w:r>
+        <w:t xml:space="preserve">Effort estimé : 4 semaines pour un MVP fonctionnel (1 dev backend + 1 dev front + 1 dev integ CinetPay).</w:t>
+      </w:r>
+      <w:r>
+        <w:t xml:space="preserve"> </w:t>
+      </w:r>
+      <w:r>
+        <w:t xml:space="preserve">+1 semaine vs estimation initiale en raison du calculateur ROI public, de la garantie ROI, et de l'activation automatique de l'essai.</w:t>
+      </w:r>
+    </w:p>
+    <w:bookmarkEnd w:id="58"/>
+    <w:bookmarkStart w:id="59" w:name="recommandation-finale"/>
     <w:p>
       <w:pPr>
         <w:pStyle w:val="Heading2"/>
       </w:pPr>
       <w:r>
-        <w:t xml:space="preserve">Phase 3 — Lancement commercial (Semaines 9+)</w:t>
-      </w:r>
-    </w:p>
-    <w:p>
-      <w:pPr>
-        <w:pStyle w:val="Compact"/>
-        <w:numPr>
-          <w:ilvl w:val="0"/>
-          <w:numId w:val="1011"/>
-        </w:numPr>
-      </w:pPr>
-      <w:r>
-        <w:t xml:space="preserve">Publication de la grille tarifaire sur pieces.ci/entreprises.</w:t>
-      </w:r>
-    </w:p>
-    <w:p>
-      <w:pPr>
-        <w:pStyle w:val="Compact"/>
-        <w:numPr>
-          <w:ilvl w:val="0"/>
-          <w:numId w:val="1011"/>
-        </w:numPr>
-      </w:pPr>
-      <w:r>
-        <w:t xml:space="preserve">Communication WhatsApp + emailing à la base prospect.</w:t>
-      </w:r>
-    </w:p>
-    <w:p>
-      <w:pPr>
-        <w:pStyle w:val="Compact"/>
-        <w:numPr>
-          <w:ilvl w:val="0"/>
-          <w:numId w:val="1011"/>
-        </w:numPr>
-      </w:pPr>
-      <w:r>
-        <w:t xml:space="preserve">Programme de parrainage : 1 mois Pro Flotte offert pour chaque flotte recommandée qui s'abonne.</w:t>
-      </w:r>
-    </w:p>
-    <w:p>
-      <w:pPr>
-        <w:pStyle w:val="Compact"/>
-        <w:numPr>
-          <w:ilvl w:val="0"/>
-          <w:numId w:val="1011"/>
-        </w:numPr>
-      </w:pPr>
-      <w:r>
-        <w:t xml:space="preserve">Extension Plan Continuité à 4 villes hors Abidjan après stabilisation Abidjan.</w:t>
-      </w:r>
-    </w:p>
-    <w:p>
-      <w:pPr>
-        <w:pStyle w:val="Compact"/>
-        <w:numPr>
-          <w:ilvl w:val="0"/>
-          <w:numId w:val="1011"/>
-        </w:numPr>
-      </w:pPr>
-      <w:r>
-        <w:t xml:space="preserve">Bilan à 6 mois : ajustement paliers tarifaires si nécessaire selon mix client réel.</w:t>
-      </w:r>
-    </w:p>
-    <w:bookmarkEnd w:id="57"/>
-    <w:bookmarkStart w:id="58" w:name="prochaines-décisions-à-arrêter"/>
+        <w:t xml:space="preserve">Recommandation finale</w:t>
+      </w:r>
+    </w:p>
+    <w:p>
+      <w:pPr>
+        <w:pStyle w:val="FirstParagraph"/>
+      </w:pPr>
+      <w:r>
+        <w:t xml:space="preserve">Conditions de lancement. Tester d'abord auprès de 5 prospects. Ajuster les features Flotte Pro selon les feedbacks. Ne pas coder l'infrastructure d'abonnement tant qu'au moins 2 prospects sur 5 ont signé une lettre d'intention au tarif validé.</w:t>
+      </w:r>
+      <w:r>
+        <w:t xml:space="preserve"> </w:t>
+      </w:r>
+      <w:r>
+        <w:t xml:space="preserve">Communication. Positionner publiquement comme « Pièces Flotte Pro » plutôt qu'abonnement — le mot abonnement crée une résistance immédiate en Côte d'Ivoire. « Flotte Pro » évoque l'évolution, pas la facture. Le mot « abonnement » est réservé à la documentation interne et aux conditions générales.</w:t>
+      </w:r>
+    </w:p>
+    <w:bookmarkEnd w:id="59"/>
+    <w:bookmarkStart w:id="60" w:name="annexe--modèles-rejetés"/>
     <w:p>
       <w:pPr>
         <w:pStyle w:val="Heading2"/>
       </w:pPr>
       <w:r>
-        <w:t xml:space="preserve">Prochaines décisions à arrêter</w:t>
+        <w:t xml:space="preserve">Annexe — Modèles rejetés</w:t>
       </w:r>
     </w:p>
     <w:p>
@@ -3288,43 +3645,69 @@
         <w:pStyle w:val="FirstParagraph"/>
       </w:pPr>
       <w:r>
-        <w:t xml:space="preserve">Pricing exact Pro Flotte. 5 000 F/véhicule confirmé ? Tester 4 000 F et 6 000 F lors des entretiens prospect.</w:t>
+        <w:t xml:space="preserve">Tout gratuit, financement par commission seule</w:t>
       </w:r>
       <w:r>
         <w:t xml:space="preserve"> </w:t>
       </w:r>
       <w:r>
-        <w:t xml:space="preserve">Paliers du pricing dégressif. 20 / 50 / 100 véhicules confirmés ? Ou plutôt 25 / 75 / 150 ?</w:t>
+        <w:t xml:space="preserve">Pas de récurrence, vulnérable à la saisonnalité, sous-monétise la valeur livrée. Modèle de départ par défaut, dépassé par la présente étude.</w:t>
+      </w:r>
+    </w:p>
+    <w:p>
+      <w:pPr>
+        <w:pStyle w:val="BodyText"/>
+      </w:pPr>
+      <w:r>
+        <w:t xml:space="preserve">Per-order premium uniquement (pas de subscription)</w:t>
       </w:r>
       <w:r>
         <w:t xml:space="preserve"> </w:t>
       </w:r>
       <w:r>
-        <w:t xml:space="preserve">Frontière features gratuit vs Pro Flotte. La liste §3 est un point de départ. Affiner avec les feedbacks. Question ouverte : le scoring qualité fournisseur basique pourrait-il rester en gratuit pour renforcer la confiance marketplace ?</w:t>
+        <w:t xml:space="preserve">Pas de récurrence ; les prospects préfèrent une dépense prévisible.</w:t>
+      </w:r>
+    </w:p>
+    <w:p>
+      <w:pPr>
+        <w:pStyle w:val="BodyText"/>
+      </w:pPr>
+      <w:r>
+        <w:t xml:space="preserve">Freemium « 3 véhicules gratuits puis payant »</w:t>
       </w:r>
       <w:r>
         <w:t xml:space="preserve"> </w:t>
       </w:r>
       <w:r>
-        <w:t xml:space="preserve">Zone couverte par le SLA 3 h Abidjan. Carte explicite à produire : Plateau, Cocody, Marcory, Treichville, Yopougon, Abobo en routine ; Bingerville, Anyama, Songon en standard.</w:t>
+        <w:t xml:space="preserve">Punit les petites flottes (taxis, VTC) qui sont notre marché initial. Gating par fonctionnalité préférable à gating par taille.</w:t>
+      </w:r>
+    </w:p>
+    <w:p>
+      <w:pPr>
+        <w:pStyle w:val="BodyText"/>
+      </w:pPr>
+      <w:r>
+        <w:t xml:space="preserve">Gratuit minimaliste (catalogue + commande seuls) + tout le reste payant</w:t>
       </w:r>
       <w:r>
         <w:t xml:space="preserve"> </w:t>
       </w:r>
       <w:r>
-        <w:t xml:space="preserve">Villes couvertes par le SLA J+1 hors Abidjan. Démarrage proposé : San-Pédro, Bouaké, Yamoussoukro, Korhogo. Extension progressive selon performance.</w:t>
+        <w:t xml:space="preserve">Cannibalise la marketplace en érigeant des barrières à la première transaction. Garantie et retours doivent rester gratuits pour la confiance.</w:t>
+      </w:r>
+    </w:p>
+    <w:p>
+      <w:pPr>
+        <w:pStyle w:val="BodyText"/>
+      </w:pPr>
+      <w:r>
+        <w:t xml:space="preserve">Flotte Pro + Abidjan seulement Exclut une part importante du marché (interurbain, BTP en région). Élargissement</w:t>
       </w:r>
       <w:r>
         <w:t xml:space="preserve"> </w:t>
       </w:r>
       <w:r>
-        <w:t xml:space="preserve">Cycle de facturation. Mensuel d'avance par défaut, annuel avec 16,7 % (2 mois offerts). Trimestriel à étudier (remise intermédiaire 5-8 %).</w:t>
-      </w:r>
-      <w:r>
-        <w:t xml:space="preserve"> </w:t>
-      </w:r>
-      <w:r>
-        <w:t xml:space="preserve">Modes de paiement entreprise. Mobile Money Pro suffisant jusqu'à 5-20 véhicules. Virement bancaire requis au-delà. CinetPay supporte les deux.</w:t>
+        <w:t xml:space="preserve">J+1 hors Abidjan ajoute du marché à coût marginal faible.</w:t>
       </w:r>
     </w:p>
     <w:p>
@@ -3332,317 +3715,11 @@
         <w:pStyle w:val="BodyText"/>
       </w:pPr>
       <w:r>
-        <w:t xml:space="preserve">Mécanisme garantie ROI. Critère d'évaluation à formaliser : économie pièce mesurée comment ? Sur quel périmètre ? Document méthodologique à produire avant lancement.</w:t>
-      </w:r>
-      <w:r>
-        <w:t xml:space="preserve"> </w:t>
-      </w:r>
-      <w:r>
-        <w:t xml:space="preserve">TVA. Si l'entreprise est assujettie, factures avec TVA 18 % détachée — à clarifier avec le comptable Pièces.</w:t>
-      </w:r>
-    </w:p>
-    <w:bookmarkEnd w:id="58"/>
-    <w:bookmarkStart w:id="59" w:name="impact-technique"/>
-    <w:p>
-      <w:pPr>
-        <w:pStyle w:val="Heading2"/>
-      </w:pPr>
-      <w:r>
-        <w:t xml:space="preserve">Impact technique</w:t>
-      </w:r>
-    </w:p>
-    <w:p>
-      <w:pPr>
-        <w:pStyle w:val="FirstParagraph"/>
-      </w:pPr>
-      <w:r>
-        <w:t xml:space="preserve">À dimensionner après validation pricing. À titre indicatif, le développement nécessitera :</w:t>
-      </w:r>
-    </w:p>
-    <w:p>
-      <w:pPr>
-        <w:pStyle w:val="Compact"/>
-        <w:numPr>
-          <w:ilvl w:val="0"/>
-          <w:numId w:val="1012"/>
-        </w:numPr>
-      </w:pPr>
-      <w:r>
-        <w:t xml:space="preserve">Modèle Prisma EnterpriseSubscription (tier PRO_FLOTTE / CONTINUITE, status, billingCycle, startedAt, currentPeriodEnd, trialEndsAt, etc.)</w:t>
-      </w:r>
-    </w:p>
-    <w:p>
-      <w:pPr>
-        <w:pStyle w:val="Compact"/>
-        <w:numPr>
-          <w:ilvl w:val="0"/>
-          <w:numId w:val="1012"/>
-        </w:numPr>
-      </w:pPr>
-      <w:r>
-        <w:t xml:space="preserve">Modèle EnterpriseSubscriptionEvent pour audit (activation, suspension, breach SLA, garantie ROI invoquée)</w:t>
-      </w:r>
-    </w:p>
-    <w:p>
-      <w:pPr>
-        <w:pStyle w:val="Compact"/>
-        <w:numPr>
-          <w:ilvl w:val="0"/>
-          <w:numId w:val="1012"/>
-        </w:numPr>
-      </w:pPr>
-      <w:r>
-        <w:t xml:space="preserve">Migration + endpoints CRUD admin et entreprise</w:t>
-      </w:r>
-    </w:p>
-    <w:p>
-      <w:pPr>
-        <w:pStyle w:val="Compact"/>
-        <w:numPr>
-          <w:ilvl w:val="0"/>
-          <w:numId w:val="1012"/>
-        </w:numPr>
-      </w:pPr>
-      <w:r>
-        <w:t xml:space="preserve">Page admin /admin/enterprises/[id]/subscription pour activer / suspendre / consulter historique</w:t>
-      </w:r>
-    </w:p>
-    <w:p>
-      <w:pPr>
-        <w:pStyle w:val="Compact"/>
-        <w:numPr>
-          <w:ilvl w:val="0"/>
-          <w:numId w:val="1012"/>
-        </w:numPr>
-      </w:pPr>
-      <w:r>
-        <w:t xml:space="preserve">Page entreprise /enterprise/billing pour s'abonner, voir l'historique, télécharger factures</w:t>
-      </w:r>
-    </w:p>
-    <w:p>
-      <w:pPr>
-        <w:pStyle w:val="Compact"/>
-        <w:numPr>
-          <w:ilvl w:val="0"/>
-          <w:numId w:val="1012"/>
-        </w:numPr>
-      </w:pPr>
-      <w:r>
-        <w:t xml:space="preserve">Calculateur ROI public sur /entreprises/calculateur-roi</w:t>
-      </w:r>
-    </w:p>
-    <w:p>
-      <w:pPr>
-        <w:pStyle w:val="Compact"/>
-        <w:numPr>
-          <w:ilvl w:val="0"/>
-          <w:numId w:val="1012"/>
-        </w:numPr>
-      </w:pPr>
-      <w:r>
-        <w:t xml:space="preserve">Intégration paiement récurrent CinetPay (déjà supporté par leur API)</w:t>
-      </w:r>
-    </w:p>
-    <w:p>
-      <w:pPr>
-        <w:pStyle w:val="Compact"/>
-        <w:numPr>
-          <w:ilvl w:val="0"/>
-          <w:numId w:val="1012"/>
-        </w:numPr>
-      </w:pPr>
-      <w:r>
-        <w:t xml:space="preserve">Cron mensuel pour facturer les abonnements actifs + reset compteur Plan Continuité</w:t>
-      </w:r>
-    </w:p>
-    <w:p>
-      <w:pPr>
-        <w:pStyle w:val="Compact"/>
-        <w:numPr>
-          <w:ilvl w:val="0"/>
-          <w:numId w:val="1012"/>
-        </w:numPr>
-      </w:pPr>
-      <w:r>
-        <w:t xml:space="preserve">Gate côté features Pro Flotte : hasActiveSubscription(enterprise, 'PRO_FLOTTE') sur les ~10 capacités listées</w:t>
-      </w:r>
-    </w:p>
-    <w:p>
-      <w:pPr>
-        <w:pStyle w:val="Compact"/>
-        <w:numPr>
-          <w:ilvl w:val="0"/>
-          <w:numId w:val="1012"/>
-        </w:numPr>
-      </w:pPr>
-      <w:r>
-        <w:t xml:space="preserve">Compteur Plan Continuité (expressDeliveriesUsedThisMonth, j1DeliveriesUsedThisMonth) + reset mensuel</w:t>
-      </w:r>
-    </w:p>
-    <w:p>
-      <w:pPr>
-        <w:pStyle w:val="Compact"/>
-        <w:numPr>
-          <w:ilvl w:val="0"/>
-          <w:numId w:val="1012"/>
-        </w:numPr>
-      </w:pPr>
-      <w:r>
-        <w:t xml:space="preserve">Endpoints + webhook SLA pour mesurer le respect des 3 h / J+1 et déclencher les remboursements automatiques</w:t>
-      </w:r>
-    </w:p>
-    <w:p>
-      <w:pPr>
-        <w:pStyle w:val="Compact"/>
-        <w:numPr>
-          <w:ilvl w:val="0"/>
-          <w:numId w:val="1012"/>
-        </w:numPr>
-      </w:pPr>
-      <w:r>
-        <w:t xml:space="preserve">Activation automatique de l'essai 30 jours à l'inscription entreprise</w:t>
-      </w:r>
-    </w:p>
-    <w:p>
-      <w:pPr>
-        <w:pStyle w:val="Compact"/>
-        <w:numPr>
-          <w:ilvl w:val="0"/>
-          <w:numId w:val="1012"/>
-        </w:numPr>
-      </w:pPr>
-      <w:r>
-        <w:t xml:space="preserve">Alerte commerciale automatique à J-7 de fin d'essai si features Pro Flotte ont été utilisées</w:t>
-      </w:r>
-    </w:p>
-    <w:p>
-      <w:pPr>
-        <w:pStyle w:val="FirstParagraph"/>
-      </w:pPr>
-      <w:r>
-        <w:t xml:space="preserve">Effort estimé : 4 semaines pour un MVP fonctionnel (1 dev backend + 1 dev front + 1 dev integ CinetPay).</w:t>
-      </w:r>
-      <w:r>
-        <w:t xml:space="preserve"> </w:t>
-      </w:r>
-      <w:r>
-        <w:t xml:space="preserve">+1 semaine vs estimation initiale en raison du calculateur ROI public, de la garantie ROI, et de l'activation automatique de l'essai.</w:t>
-      </w:r>
-    </w:p>
-    <w:bookmarkEnd w:id="59"/>
-    <w:bookmarkStart w:id="60" w:name="recommandation-finale"/>
-    <w:p>
-      <w:pPr>
-        <w:pStyle w:val="Heading2"/>
-      </w:pPr>
-      <w:r>
-        <w:t xml:space="preserve">Recommandation finale</w:t>
-      </w:r>
-    </w:p>
-    <w:p>
-      <w:pPr>
-        <w:pStyle w:val="FirstParagraph"/>
-      </w:pPr>
-      <w:r>
-        <w:t xml:space="preserve">Conditions de lancement. Tester d'abord auprès de 5 prospects. Ajuster les features Pro Flotte selon les feedbacks. Ne pas coder l'infrastructure d'abonnement tant qu'au moins 2 prospects sur 5 ont signé une lettre d'intention au tarif validé.</w:t>
-      </w:r>
-      <w:r>
-        <w:t xml:space="preserve"> </w:t>
-      </w:r>
-      <w:r>
-        <w:t xml:space="preserve">Communication. Positionner publiquement comme « Pièces Pro Flotte » plutôt qu'abonnement — le mot abonnement crée une résistance immédiate en Côte d'Ivoire. « Pro Flotte » évoque l'évolution, pas la facture. Le mot « abonnement » est réservé à la documentation interne et aux conditions générales.</w:t>
+        <w:t xml:space="preserve">Document interne Pièces — étude pricing version 2 · mai 2026. Refonte intégrale du packaging par rapport à la version 1. À revoir après les premiers entretiens prospects et la phase bêta.</w:t>
       </w:r>
     </w:p>
     <w:bookmarkEnd w:id="60"/>
-    <w:bookmarkStart w:id="61" w:name="annexe--modèles-rejetés"/>
-    <w:p>
-      <w:pPr>
-        <w:pStyle w:val="Heading2"/>
-      </w:pPr>
-      <w:r>
-        <w:t xml:space="preserve">Annexe — Modèles rejetés</w:t>
-      </w:r>
-    </w:p>
-    <w:p>
-      <w:pPr>
-        <w:pStyle w:val="FirstParagraph"/>
-      </w:pPr>
-      <w:r>
-        <w:t xml:space="preserve">Tout gratuit, financement par commission seule</w:t>
-      </w:r>
-      <w:r>
-        <w:t xml:space="preserve"> </w:t>
-      </w:r>
-      <w:r>
-        <w:t xml:space="preserve">Pas de récurrence, vulnérable à la saisonnalité, sous-monétise la valeur livrée. Modèle de départ par défaut, dépassé par la présente étude.</w:t>
-      </w:r>
-    </w:p>
-    <w:p>
-      <w:pPr>
-        <w:pStyle w:val="BodyText"/>
-      </w:pPr>
-      <w:r>
-        <w:t xml:space="preserve">Per-order premium uniquement (pas de subscription)</w:t>
-      </w:r>
-      <w:r>
-        <w:t xml:space="preserve"> </w:t>
-      </w:r>
-      <w:r>
-        <w:t xml:space="preserve">Pas de récurrence ; les prospects préfèrent une dépense prévisible.</w:t>
-      </w:r>
-    </w:p>
-    <w:p>
-      <w:pPr>
-        <w:pStyle w:val="BodyText"/>
-      </w:pPr>
-      <w:r>
-        <w:t xml:space="preserve">Freemium « 3 véhicules gratuits puis payant »</w:t>
-      </w:r>
-      <w:r>
-        <w:t xml:space="preserve"> </w:t>
-      </w:r>
-      <w:r>
-        <w:t xml:space="preserve">Punit les petites flottes (taxis, VTC) qui sont notre marché initial. Gating par fonctionnalité préférable à gating par taille.</w:t>
-      </w:r>
-    </w:p>
-    <w:p>
-      <w:pPr>
-        <w:pStyle w:val="BodyText"/>
-      </w:pPr>
-      <w:r>
-        <w:t xml:space="preserve">Gratuit minimaliste (catalogue + commande seuls) + tout le reste payant</w:t>
-      </w:r>
-      <w:r>
-        <w:t xml:space="preserve"> </w:t>
-      </w:r>
-      <w:r>
-        <w:t xml:space="preserve">Cannibalise la marketplace en érigeant des barrières à la première transaction. Garantie et retours doivent rester gratuits pour la confiance.</w:t>
-      </w:r>
-    </w:p>
-    <w:p>
-      <w:pPr>
-        <w:pStyle w:val="BodyText"/>
-      </w:pPr>
-      <w:r>
-        <w:t xml:space="preserve">Plan Continuité Abidjan seulement Exclut une part importante du marché (interurbain, BTP en région). Élargissement</w:t>
-      </w:r>
-      <w:r>
-        <w:t xml:space="preserve"> </w:t>
-      </w:r>
-      <w:r>
-        <w:t xml:space="preserve">J+1 hors Abidjan ajoute du marché à coût marginal faible.</w:t>
-      </w:r>
-    </w:p>
-    <w:p>
-      <w:pPr>
-        <w:pStyle w:val="BodyText"/>
-      </w:pPr>
-      <w:r>
-        <w:t xml:space="preserve">Document interne Pièces — étude pricing version 2 · mai 2026. Refonte intégrale du packaging par rapport à la version 1. À revoir après les premiers entretiens prospects et la phase bêta.</w:t>
-      </w:r>
-    </w:p>
     <w:bookmarkEnd w:id="61"/>
-    <w:bookmarkEnd w:id="62"/>
     <w:sectPr/>
   </w:body>
 </w:document>

--- a/docs/pricing-flotte-2026-05-27.docx
+++ b/docs/pricing-flotte-2026-05-27.docx
@@ -17,6 +17,151 @@
       </w:pPr>
       <w:r>
         <w:t xml:space="preserve">Document interne · Statut : étude pré-décisionnelle · Auteur : Pièces, équipe produit · Date : mai 2026</w:t>
+      </w:r>
+    </w:p>
+    <w:p>
+      <w:pPr>
+        <w:pStyle w:val="BlockText"/>
+      </w:pPr>
+      <w:r>
+        <w:rPr>
+          <w:b/>
+          <w:bCs/>
+        </w:rPr>
+        <w:t xml:space="preserve">⚠️ Document partiellement obsolète (mise à jour 2026-06-04).</w:t>
+      </w:r>
+      <w:r>
+        <w:t xml:space="preserve"> </w:t>
+      </w:r>
+      <w:r>
+        <w:t xml:space="preserve">Le modèle de</w:t>
+      </w:r>
+      <w:r>
+        <w:t xml:space="preserve"> </w:t>
+      </w:r>
+      <w:r>
+        <w:t xml:space="preserve">« SLA monétisé » avec</w:t>
+      </w:r>
+      <w:r>
+        <w:t xml:space="preserve"> </w:t>
+      </w:r>
+      <w:r>
+        <w:rPr>
+          <w:b/>
+          <w:bCs/>
+        </w:rPr>
+        <w:t xml:space="preserve">pénalités / remboursement en cas de breach a été</w:t>
+      </w:r>
+      <w:r>
+        <w:rPr>
+          <w:b/>
+          <w:bCs/>
+        </w:rPr>
+        <w:t xml:space="preserve"> </w:t>
+      </w:r>
+      <w:r>
+        <w:rPr>
+          <w:b/>
+          <w:bCs/>
+        </w:rPr>
+        <w:t xml:space="preserve">abandonné</w:t>
+      </w:r>
+      <w:r>
+        <w:t xml:space="preserve">. Flotte Pro + propose désormais la livraison express comme un</w:t>
+      </w:r>
+      <w:r>
+        <w:t xml:space="preserve"> </w:t>
+      </w:r>
+      <w:r>
+        <w:rPr>
+          <w:b/>
+          <w:bCs/>
+        </w:rPr>
+        <w:t xml:space="preserve">bénéfice de service : 3 heures, 6 heures maximum à Abidjan</w:t>
+      </w:r>
+      <w:r>
+        <w:t xml:space="preserve"> </w:t>
+      </w:r>
+      <w:r>
+        <w:t xml:space="preserve">(livraison</w:t>
+      </w:r>
+      <w:r>
+        <w:t xml:space="preserve"> </w:t>
+      </w:r>
+      <w:r>
+        <w:t xml:space="preserve">prioritaire hors Abidjan),</w:t>
+      </w:r>
+      <w:r>
+        <w:t xml:space="preserve"> </w:t>
+      </w:r>
+      <w:r>
+        <w:rPr>
+          <w:b/>
+          <w:bCs/>
+        </w:rPr>
+        <w:t xml:space="preserve">sans SLA contractuel ni pénalité</w:t>
+      </w:r>
+      <w:r>
+        <w:t xml:space="preserve">. Les sections</w:t>
+      </w:r>
+      <w:r>
+        <w:t xml:space="preserve"> </w:t>
+      </w:r>
+      <w:r>
+        <w:t xml:space="preserve">ci-dessous décrivant le coût d'un breach, le taux de breach cible, les</w:t>
+      </w:r>
+      <w:r>
+        <w:t xml:space="preserve"> </w:t>
+      </w:r>
+      <w:r>
+        <w:t xml:space="preserve">webhooks SLA et les remboursements automatiques sont conservées comme</w:t>
+      </w:r>
+      <w:r>
+        <w:t xml:space="preserve"> </w:t>
+      </w:r>
+      <w:r>
+        <w:t xml:space="preserve">historique de réflexion mais</w:t>
+      </w:r>
+      <w:r>
+        <w:t xml:space="preserve"> </w:t>
+      </w:r>
+      <w:r>
+        <w:rPr>
+          <w:b/>
+          <w:bCs/>
+        </w:rPr>
+        <w:t xml:space="preserve">ne reflètent plus l'offre</w:t>
+      </w:r>
+      <w:r>
+        <w:t xml:space="preserve">. Le tarif cible</w:t>
+      </w:r>
+      <w:r>
+        <w:t xml:space="preserve"> </w:t>
+      </w:r>
+      <w:r>
+        <w:t xml:space="preserve">reste</w:t>
+      </w:r>
+      <w:r>
+        <w:t xml:space="preserve"> </w:t>
+      </w:r>
+      <w:r>
+        <w:rPr>
+          <w:b/>
+          <w:bCs/>
+        </w:rPr>
+        <w:t xml:space="preserve">10 000 F / véhicule / mois</w:t>
+      </w:r>
+      <w:r>
+        <w:t xml:space="preserve"> </w:t>
+      </w:r>
+      <w:r>
+        <w:t xml:space="preserve">(Flotte Pro +), positionné comme le</w:t>
+      </w:r>
+      <w:r>
+        <w:t xml:space="preserve"> </w:t>
+      </w:r>
+      <w:r>
+        <w:t xml:space="preserve">meilleur rapport.</w:t>
       </w:r>
     </w:p>
     <w:bookmarkStart w:id="20" w:name="contexte-et-erreur-conceptuelle-à-éviter"/>
@@ -264,7 +409,7 @@
               <w:pStyle w:val="Compact"/>
             </w:pPr>
             <w:r>
-              <w:t xml:space="preserve">Tout Flotte Pro + ne perdez plus une journée. SLA monétisé, assistance dédiée.</w:t>
+              <w:t xml:space="preserve">Tout Flotte Pro + ne perdez plus une journée. Livraison express 3 h (6 h max), assistance dédiée.</w:t>
             </w:r>
           </w:p>
         </w:tc>
@@ -749,7 +894,7 @@
         </w:numPr>
       </w:pPr>
       <w:r>
-        <w:t xml:space="preserve">Abidjan : livraison 3 h chrono, 5 livraisons express incluses par flotte, +1 500 F au-delà</w:t>
+        <w:t xml:space="preserve">Abidjan : livraison express 3 h (6 h maximum), 5 livraisons express incluses par flotte, +1 500 F au-delà</w:t>
       </w:r>
     </w:p>
     <w:p>
@@ -761,19 +906,7 @@
         </w:numPr>
       </w:pPr>
       <w:r>
-        <w:t xml:space="preserve">Hors Abidjan : livraison J+1 garantie (vs J+2/J+3 standard), 2 livraisons J+1 incluses par flotte</w:t>
-      </w:r>
-    </w:p>
-    <w:p>
-      <w:pPr>
-        <w:pStyle w:val="Compact"/>
-        <w:numPr>
-          <w:ilvl w:val="0"/>
-          <w:numId w:val="1006"/>
-        </w:numPr>
-      </w:pPr>
-      <w:r>
-        <w:t xml:space="preserve">SLA monétisé : remboursement intégral + 5 000 F de crédit en cas de breach</w:t>
+        <w:t xml:space="preserve">Hors Abidjan : livraison prioritaire (plus rapide que le standard), 2 livraisons prioritaires incluses par flotte</w:t>
       </w:r>
     </w:p>
     <w:p>

--- a/docs/pricing-flotte-2026-05-27.docx
+++ b/docs/pricing-flotte-2026-05-27.docx
@@ -2,7 +2,7 @@
 <file path=word/document.xml><?xml version="1.0" encoding="utf-8"?>
 <w:document xmlns:w="http://schemas.openxmlformats.org/wordprocessingml/2006/main" xmlns:m="http://schemas.openxmlformats.org/officeDocument/2006/math" xmlns:r="http://schemas.openxmlformats.org/officeDocument/2006/relationships" xmlns:o="urn:schemas-microsoft-com:office:office" xmlns:v="urn:schemas-microsoft-com:vml" xmlns:w10="urn:schemas-microsoft-com:office:word" xmlns:a="http://schemas.openxmlformats.org/drawingml/2006/main" xmlns:pic="http://schemas.openxmlformats.org/drawingml/2006/picture" xmlns:wp="http://schemas.openxmlformats.org/drawingml/2006/wordprocessingDrawing">
   <w:body>
-    <w:bookmarkStart w:id="61" w:name="Xeba5e81fd557c40ff7af403cf68011868d76b7c"/>
+    <w:bookmarkStart w:id="50" w:name="Xeba5e81fd557c40ff7af403cf68011868d76b7c"/>
     <w:p>
       <w:pPr>
         <w:pStyle w:val="Heading1"/>
@@ -164,7 +164,7 @@
         <w:t xml:space="preserve">meilleur rapport.</w:t>
       </w:r>
     </w:p>
-    <w:bookmarkStart w:id="20" w:name="contexte-et-erreur-conceptuelle-à-éviter"/>
+    <w:bookmarkStart w:id="9" w:name="contexte-et-erreur-conceptuelle-à-éviter"/>
     <w:p>
       <w:pPr>
         <w:pStyle w:val="Heading2"/>
@@ -187,8 +187,8 @@
         <w:t xml:space="preserve">L'erreur conceptuelle : placer la gestion en gratuit et l'information en payant. C'est l'inverse qu'il faut faire. Les flottes veulent bien payer pour comprendre où part leur argent (intelligence) — beaucoup moins pour recevoir une notification de plus. La présente étude inverse ce découpage.</w:t>
       </w:r>
     </w:p>
-    <w:bookmarkEnd w:id="20"/>
-    <w:bookmarkStart w:id="21" w:name="trois-leviers-structurent-la-conception"/>
+    <w:bookmarkEnd w:id="9"/>
+    <w:bookmarkStart w:id="10" w:name="trois-leviers-structurent-la-conception"/>
     <w:p>
       <w:pPr>
         <w:pStyle w:val="Heading2"/>
@@ -217,8 +217,8 @@
         <w:t xml:space="preserve">La récurrence est essentielle. Sans abonnement, Pièces est exposé à la saisonnalité et aux décisions d'achat ponctuelles. Une assise récurrente lisse les revenus et autorise les investissements long terme.</w:t>
       </w:r>
     </w:p>
-    <w:bookmarkEnd w:id="21"/>
-    <w:bookmarkStart w:id="22" w:name="Xa89ebae14375cbe9f6b0be31a3f3a939b3e1f6a"/>
+    <w:bookmarkEnd w:id="10"/>
+    <w:bookmarkStart w:id="11" w:name="Xa89ebae14375cbe9f6b0be31a3f3a939b3e1f6a"/>
     <w:p>
       <w:pPr>
         <w:pStyle w:val="Heading2"/>
@@ -446,8 +446,8 @@
         <w:t xml:space="preserve">Pas de paliers dégressifs : prix flat par véhicule, simple à lire, simple à facturer.</w:t>
       </w:r>
     </w:p>
-    <w:bookmarkEnd w:id="22"/>
-    <w:bookmarkStart w:id="23" w:name="packaging-détaillé"/>
+    <w:bookmarkEnd w:id="11"/>
+    <w:bookmarkStart w:id="12" w:name="packaging-détaillé"/>
     <w:p>
       <w:pPr>
         <w:pStyle w:val="Heading2"/>
@@ -456,8 +456,8 @@
         <w:t xml:space="preserve">Packaging détaillé</w:t>
       </w:r>
     </w:p>
-    <w:bookmarkEnd w:id="23"/>
-    <w:bookmarkStart w:id="24" w:name="gratuit---piècesci-"/>
+    <w:bookmarkEnd w:id="12"/>
+    <w:bookmarkStart w:id="13" w:name="gratuit---piècesci-"/>
     <w:p>
       <w:pPr>
         <w:pStyle w:val="Heading2"/>
@@ -558,8 +558,8 @@
         <w:t xml:space="preserve">Export CSV des commandes</w:t>
       </w:r>
     </w:p>
-    <w:bookmarkEnd w:id="24"/>
-    <w:bookmarkStart w:id="29" w:name="X504cc9fa4b5f8e691e00b6271a54fb640bb2af5"/>
+    <w:bookmarkEnd w:id="13"/>
+    <w:bookmarkStart w:id="18" w:name="X504cc9fa4b5f8e691e00b6271a54fb640bb2af5"/>
     <w:p>
       <w:pPr>
         <w:pStyle w:val="Heading2"/>
@@ -576,7 +576,7 @@
         <w:t xml:space="preserve">Objectif : monétiser la valeur réelle livrée aux flottes structurées via récurrence prévisible.</w:t>
       </w:r>
     </w:p>
-    <w:bookmarkStart w:id="25" w:name="intelligence-flotte-le-cœur-de-loffre"/>
+    <w:bookmarkStart w:id="14" w:name="intelligence-flotte-le-cœur-de-loffre"/>
     <w:p>
       <w:pPr>
         <w:pStyle w:val="Heading3"/>
@@ -657,8 +657,8 @@
         <w:t xml:space="preserve">Reporting avancé : coût/km, par catégorie, mois/mois, exports CSV flotte</w:t>
       </w:r>
     </w:p>
-    <w:bookmarkEnd w:id="25"/>
-    <w:bookmarkStart w:id="26" w:name="automatisation"/>
+    <w:bookmarkEnd w:id="14"/>
+    <w:bookmarkStart w:id="15" w:name="automatisation"/>
     <w:p>
       <w:pPr>
         <w:pStyle w:val="Heading3"/>
@@ -715,8 +715,8 @@
         <w:t xml:space="preserve">Jour de livraison hebdomadaire défini par centre</w:t>
       </w:r>
     </w:p>
-    <w:bookmarkEnd w:id="26"/>
-    <w:bookmarkStart w:id="27" w:name="facturation--conformité-fiscale-nouveau"/>
+    <w:bookmarkEnd w:id="15"/>
+    <w:bookmarkStart w:id="16" w:name="facturation--conformité-fiscale-nouveau"/>
     <w:p>
       <w:pPr>
         <w:pStyle w:val="Heading3"/>
@@ -791,8 +791,8 @@
         <w:t xml:space="preserve">— ventilation automatique des dépenses par catégorie déductible (pièces de rechange, entretien, réparation), calcul de la TVA récupérable, export FEC compatible logiciel comptable. Pour les flottes sous régime du réel, économie d'impôt typique : 1 à 2 % du budget pièces annuel.</w:t>
       </w:r>
     </w:p>
-    <w:bookmarkEnd w:id="27"/>
-    <w:bookmarkStart w:id="28" w:name="service"/>
+    <w:bookmarkEnd w:id="16"/>
+    <w:bookmarkStart w:id="17" w:name="service"/>
     <w:p>
       <w:pPr>
         <w:pStyle w:val="Heading3"/>
@@ -837,9 +837,9 @@
         <w:t xml:space="preserve">Revue trimestrielle de flotte (30 min) avec Liaison Pièces</w:t>
       </w:r>
     </w:p>
-    <w:bookmarkEnd w:id="28"/>
-    <w:bookmarkEnd w:id="29"/>
-    <w:bookmarkStart w:id="30" w:name="Xaed4b811486f4df6f960e962aff86bf637c4762"/>
+    <w:bookmarkEnd w:id="17"/>
+    <w:bookmarkEnd w:id="18"/>
+    <w:bookmarkStart w:id="19" w:name="Xaed4b811486f4df6f960e962aff86bf637c4762"/>
     <w:p>
       <w:pPr>
         <w:pStyle w:val="Heading2"/>
@@ -945,8 +945,8 @@
         <w:t xml:space="preserve">Concierge dépannage : un appel, Pièces trouve et achemine la pièce</w:t>
       </w:r>
     </w:p>
-    <w:bookmarkEnd w:id="30"/>
-    <w:bookmarkStart w:id="38" w:name="pourquoi-ce-découpage-fonctionne"/>
+    <w:bookmarkEnd w:id="19"/>
+    <w:bookmarkStart w:id="27" w:name="pourquoi-ce-découpage-fonctionne"/>
     <w:p>
       <w:pPr>
         <w:pStyle w:val="Heading2"/>
@@ -955,7 +955,7 @@
         <w:t xml:space="preserve">Pourquoi ce découpage fonctionne</w:t>
       </w:r>
     </w:p>
-    <w:bookmarkStart w:id="31" w:name="stock-tampon-en-gratuit-mais-manuel"/>
+    <w:bookmarkStart w:id="20" w:name="stock-tampon-en-gratuit-mais-manuel"/>
     <w:p>
       <w:pPr>
         <w:pStyle w:val="Heading4"/>
@@ -978,8 +978,8 @@
         <w:t xml:space="preserve">» à « appât qui pousse vers le payant ».</w:t>
       </w:r>
     </w:p>
-    <w:bookmarkEnd w:id="31"/>
-    <w:bookmarkStart w:id="32" w:name="X9b8c9d113d401a829c2d1ad4d455edf9ab577fc"/>
+    <w:bookmarkEnd w:id="20"/>
+    <w:bookmarkStart w:id="21" w:name="X9b8c9d113d401a829c2d1ad4d455edf9ab577fc"/>
     <w:p>
       <w:pPr>
         <w:pStyle w:val="Heading4"/>
@@ -996,8 +996,8 @@
         <w:t xml:space="preserve">La marketplace fonctionne avec le seul prix — c'est la commission qui paye Pièces. Mais la décision intelligente (qualité × prix × délai × scoring fournisseur) devient un argument fort pour Flotte Pro.</w:t>
       </w:r>
     </w:p>
-    <w:bookmarkEnd w:id="32"/>
-    <w:bookmarkStart w:id="33" w:name="Xde081f9d4fe81d44e43f59e1f724087fa894978"/>
+    <w:bookmarkEnd w:id="21"/>
+    <w:bookmarkStart w:id="22" w:name="Xde081f9d4fe81d44e43f59e1f724087fa894978"/>
     <w:p>
       <w:pPr>
         <w:pStyle w:val="Heading4"/>
@@ -1014,8 +1014,8 @@
         <w:t xml:space="preserve">C'est le killer feature avec le témoignage chiffré le plus fort (« 3 Hilux, 4 M FCFA d'économie projetée »). Le placer en payant est non-négociable : sinon la brochure vend un service gratuit.</w:t>
       </w:r>
     </w:p>
-    <w:bookmarkEnd w:id="33"/>
-    <w:bookmarkStart w:id="34" w:name="Xdbc6b09b0132d9b52ffdc5ade012980914ecf0b"/>
+    <w:bookmarkEnd w:id="22"/>
+    <w:bookmarkStart w:id="23" w:name="Xdbc6b09b0132d9b52ffdc5ade012980914ecf0b"/>
     <w:p>
       <w:pPr>
         <w:pStyle w:val="Heading4"/>
@@ -1032,8 +1032,8 @@
         <w:t xml:space="preserve">Indispensables à la confiance marketplace. Les paywaller bloquerait l'adoption — personne ne commande la première fois s'il ne se sent pas protégé.</w:t>
       </w:r>
     </w:p>
-    <w:bookmarkEnd w:id="34"/>
-    <w:bookmarkStart w:id="35" w:name="X0d31b83c4ac5be72618e75d1338956ef88de69b"/>
+    <w:bookmarkEnd w:id="23"/>
+    <w:bookmarkStart w:id="24" w:name="X0d31b83c4ac5be72618e75d1338956ef88de69b"/>
     <w:p>
       <w:pPr>
         <w:pStyle w:val="Heading4"/>
@@ -1066,8 +1066,8 @@
         <w:t xml:space="preserve">Flotte Pro aligne l'incitatif client (le pilotage est inséparable de l'urgence) et stabilise l'ARPU de Pièces (toute flotte Flotte Pro + paie 2× la base Flotte Pro au véhicule).</w:t>
       </w:r>
     </w:p>
-    <w:bookmarkEnd w:id="35"/>
-    <w:bookmarkStart w:id="36" w:name="X01f4d144ad9fc69cde05c7e577014e0fb4fa090"/>
+    <w:bookmarkEnd w:id="24"/>
+    <w:bookmarkStart w:id="25" w:name="X01f4d144ad9fc69cde05c7e577014e0fb4fa090"/>
     <w:p>
       <w:pPr>
         <w:pStyle w:val="Heading4"/>
@@ -1084,8 +1084,8 @@
         <w:t xml:space="preserve">Killer feature côté DAF/comptable. La facturation normalisée DGI est obligatoire pour les entreprises au régime du réel ; sans plateforme, chaque fournisseur émet sa propre facture (qualité variable, conformité incertaine). Pièces consolide et garantit la conformité. L'argument déplace la décision d'achat de l'atelier vers la direction financière — celle qui signe l'abonnement Flotte Pro.</w:t>
       </w:r>
     </w:p>
-    <w:bookmarkEnd w:id="36"/>
-    <w:bookmarkStart w:id="37" w:name="pas-de-freemium-plafonné-par-véhicules"/>
+    <w:bookmarkEnd w:id="25"/>
+    <w:bookmarkStart w:id="26" w:name="pas-de-freemium-plafonné-par-véhicules"/>
     <w:p>
       <w:pPr>
         <w:pStyle w:val="Heading4"/>
@@ -1102,9 +1102,9 @@
         <w:t xml:space="preserve">Le freemium « 3 véhicules gratuits puis payant » a été écarté : il pénalise précisément le segment initial (taxis 5 véhicules, petits VTC). La gating doit porter sur les fonctionnalités, pas sur la taille.</w:t>
       </w:r>
     </w:p>
-    <w:bookmarkEnd w:id="37"/>
-    <w:bookmarkEnd w:id="38"/>
-    <w:bookmarkStart w:id="43" w:name="leviers-de-conversion"/>
+    <w:bookmarkEnd w:id="26"/>
+    <w:bookmarkEnd w:id="27"/>
+    <w:bookmarkStart w:id="32" w:name="leviers-de-conversion"/>
     <w:p>
       <w:pPr>
         <w:pStyle w:val="Heading2"/>
@@ -1121,7 +1121,7 @@
         <w:t xml:space="preserve">Le packaging ne suffit pas. Cinq leviers comportementaux et commerciaux sont à intégrer dès le lancement pour maximiser la conversion gratuit  Flotte Pro.</w:t>
       </w:r>
     </w:p>
-    <w:bookmarkStart w:id="39" w:name="X08dec32a7ae15d1fbe63d0d8dc6241951f6925d"/>
+    <w:bookmarkStart w:id="28" w:name="X08dec32a7ae15d1fbe63d0d8dc6241951f6925d"/>
     <w:p>
       <w:pPr>
         <w:pStyle w:val="Heading4"/>
@@ -1138,8 +1138,8 @@
         <w:t xml:space="preserve">À l'inscription, toutes les features Flotte Pro sont activées 30 jours, sans carte bancaire. À J-7, alerte commerciale : « Vous avez identifié 2 véhicules outliers, économie projetée 800 000 F/an. Conserver Flotte Pro ? » La conversion devient une perte d'acquis, pas un achat — biais comportemental documenté (aversion à la perte).</w:t>
       </w:r>
     </w:p>
-    <w:bookmarkEnd w:id="39"/>
-    <w:bookmarkStart w:id="40" w:name="Xa06a0a630fe5204a931194768595a1353c50f92"/>
+    <w:bookmarkEnd w:id="28"/>
+    <w:bookmarkStart w:id="29" w:name="Xa06a0a630fe5204a931194768595a1353c50f92"/>
     <w:p>
       <w:pPr>
         <w:pStyle w:val="Heading4"/>
@@ -1156,8 +1156,8 @@
         <w:t xml:space="preserve">Cash up-front, churn réduit, prévisibilité revenue. Plus engageant qu'un trimestriel à remise faible (5-8 %). Cible : services administratifs et flottes structurées avec process budgétaire annuel.</w:t>
       </w:r>
     </w:p>
-    <w:bookmarkEnd w:id="40"/>
-    <w:bookmarkStart w:id="41" w:name="garantie-roi-à-3-mois"/>
+    <w:bookmarkEnd w:id="29"/>
+    <w:bookmarkStart w:id="30" w:name="garantie-roi-à-3-mois"/>
     <w:p>
       <w:pPr>
         <w:pStyle w:val="Heading4"/>
@@ -1174,8 +1174,8 @@
         <w:t xml:space="preserve">« Si à 3 mois Flotte Pro ne vous a pas fait économiser au moins l'équivalent de l'abonnement, vous repassez en gratuit et nous remboursons la dernière mensualité. » Plus engageant que money-back complet (qui coûte cher), lève l'objection rationnelle. Risque : 5-10 % des clients pourraient l'invoquer, à provisionner.</w:t>
       </w:r>
     </w:p>
-    <w:bookmarkEnd w:id="41"/>
-    <w:bookmarkStart w:id="42" w:name="calculateur-roi-à-linscription"/>
+    <w:bookmarkEnd w:id="30"/>
+    <w:bookmarkStart w:id="31" w:name="calculateur-roi-à-linscription"/>
     <w:p>
       <w:pPr>
         <w:pStyle w:val="Heading4"/>
@@ -1192,9 +1192,9 @@
         <w:t xml:space="preserve">Saisir budget pièces annuel → économie projetée 20-30 % → coût Flotte Pro (5 000 F × véhicules) → ROI net affiché. Pour 20 véhicules à 8 M F/an : économie 1,6 M F – abonnement 1,2 M F = +400 000 F net. Transforme l'achat en évidence arithmétique.</w:t>
       </w:r>
     </w:p>
-    <w:bookmarkEnd w:id="42"/>
-    <w:bookmarkEnd w:id="43"/>
-    <w:bookmarkStart w:id="44" w:name="modélisation-revenu"/>
+    <w:bookmarkEnd w:id="31"/>
+    <w:bookmarkEnd w:id="32"/>
+    <w:bookmarkStart w:id="33" w:name="modélisation-revenu"/>
     <w:p>
       <w:pPr>
         <w:pStyle w:val="Heading2"/>
@@ -1211,8 +1211,8 @@
         <w:t xml:space="preserve">Hypothèses : 100 % des flottes payantes prennent au moins Flotte Pro (sinon elles restent en gratuit, sans revenu abonnement). Flotte Pro + remplace Flotte Pro au ticket doublé (10 000 F vs 5 000 F par véhicule). Taux d'adoption Flotte Pro + : 50 % des flottes ≥ 10 véhicules, 30 % des flottes &lt; 10. Revenus en plus de la commission marketplace existante. Prix flat — pas de paliers dégressifs.</w:t>
       </w:r>
     </w:p>
-    <w:bookmarkEnd w:id="44"/>
-    <w:bookmarkStart w:id="45" w:name="revenu-par-taille-de-flotte-prix-flat"/>
+    <w:bookmarkEnd w:id="33"/>
+    <w:bookmarkStart w:id="34" w:name="revenu-par-taille-de-flotte-prix-flat"/>
     <w:p>
       <w:pPr>
         <w:pStyle w:val="Heading2"/>
@@ -1531,8 +1531,8 @@
         <w:t xml:space="preserve">Note. Prix flat assumé sur tous les segments. Les grandes flottes (&gt;50 véhicules) peuvent négocier via un contrat-cadre — décision commerciale au cas par cas, pas un palier automatique.</w:t>
       </w:r>
     </w:p>
-    <w:bookmarkEnd w:id="45"/>
-    <w:bookmarkStart w:id="46" w:name="Xb00f7af08b744965f955e55dc453f5b27b3f222"/>
+    <w:bookmarkEnd w:id="34"/>
+    <w:bookmarkStart w:id="35" w:name="Xb00f7af08b744965f955e55dc453f5b27b3f222"/>
     <w:p>
       <w:pPr>
         <w:pStyle w:val="Heading2"/>
@@ -1669,8 +1669,8 @@
         <w:t xml:space="preserve">Si 30 % des flottes basculent en Flotte Pro + (10 000 F/v au lieu de 5 000), le revenu mensuel total est majoré d'environ 30 % par rapport à un mix 100 % Flotte Pro.</w:t>
       </w:r>
     </w:p>
-    <w:bookmarkEnd w:id="46"/>
-    <w:bookmarkStart w:id="47" w:name="comparaison-référence-marché"/>
+    <w:bookmarkEnd w:id="35"/>
+    <w:bookmarkStart w:id="36" w:name="comparaison-référence-marché"/>
     <w:p>
       <w:pPr>
         <w:pStyle w:val="Heading2"/>
@@ -1912,8 +1912,8 @@
         <w:t xml:space="preserve">Notre prix est 3-5× moins cher que les concurrents internationaux sans tracking GPS — qui est un marché séparé en Côte d'Ivoire. Positionnement défendable.</w:t>
       </w:r>
     </w:p>
-    <w:bookmarkEnd w:id="47"/>
-    <w:bookmarkStart w:id="48" w:name="économie-du-flotte-pro-"/>
+    <w:bookmarkEnd w:id="36"/>
+    <w:bookmarkStart w:id="37" w:name="économie-du-flotte-pro-"/>
     <w:p>
       <w:pPr>
         <w:pStyle w:val="Heading2"/>
@@ -1922,8 +1922,8 @@
         <w:t xml:space="preserve">Économie du Flotte Pro +</w:t>
       </w:r>
     </w:p>
-    <w:bookmarkEnd w:id="48"/>
-    <w:bookmarkStart w:id="49" w:name="Xe17b440fbb444da40d96fc48e75da14f96c8880"/>
+    <w:bookmarkEnd w:id="37"/>
+    <w:bookmarkStart w:id="38" w:name="Xe17b440fbb444da40d96fc48e75da14f96c8880"/>
     <w:p>
       <w:pPr>
         <w:pStyle w:val="Heading2"/>
@@ -1948,8 +1948,8 @@
         <w:t xml:space="preserve">Risque SLA breach (probabilité × pénalité) +200</w:t>
       </w:r>
     </w:p>
-    <w:bookmarkEnd w:id="49"/>
-    <w:bookmarkStart w:id="50" w:name="X9d4e3acacd05a49fe97610f146753899cb8ada8"/>
+    <w:bookmarkEnd w:id="38"/>
+    <w:bookmarkStart w:id="39" w:name="X9d4e3acacd05a49fe97610f146753899cb8ada8"/>
     <w:p>
       <w:pPr>
         <w:pStyle w:val="Heading2"/>
@@ -1974,8 +1974,8 @@
         <w:t xml:space="preserve">Total coût marginal Pièces par livraison J+1 hors Abidjan ~1 500 F</w:t>
       </w:r>
     </w:p>
-    <w:bookmarkEnd w:id="50"/>
-    <w:bookmarkStart w:id="51" w:name="Xc32928b883c323cad25904aebac0e4e16bfd544"/>
+    <w:bookmarkEnd w:id="39"/>
+    <w:bookmarkStart w:id="40" w:name="Xc32928b883c323cad25904aebac0e4e16bfd544"/>
     <w:p>
       <w:pPr>
         <w:pStyle w:val="Heading2"/>
@@ -2326,8 +2326,8 @@
         <w:t xml:space="preserve">Recommandation : option (c) sur les flottes  20 véhicules (cross-subsidization par Flotte Pro), option (b) sur les petites flottes. Concrètement : forfait identique pour tous, monitoring de l'usage, escalade commerciale sur les flottes en dépassement systématique pour les passer en formule « à la consommation » (suppression forfait, prix par livraison négocié).</w:t>
       </w:r>
     </w:p>
-    <w:bookmarkEnd w:id="51"/>
-    <w:bookmarkStart w:id="52" w:name="coût-dun-breach-sla"/>
+    <w:bookmarkEnd w:id="40"/>
+    <w:bookmarkStart w:id="41" w:name="coût-dun-breach-sla"/>
     <w:p>
       <w:pPr>
         <w:pStyle w:val="Heading2"/>
@@ -2344,8 +2344,8 @@
         <w:t xml:space="preserve">Remboursement frais (~2 500 F) + 5 000 F de crédit = ~7 500 F par breach. Pour rester rentable, le taux de breach doit rester &lt; 8 % des livraisons express. Tenable si on dimensionne bien le réseau livreurs sur les heures critiques (8 h – 10 h, 14 h – 17 h).</w:t>
       </w:r>
     </w:p>
-    <w:bookmarkEnd w:id="52"/>
-    <w:bookmarkStart w:id="53" w:name="risques-et-atténuations"/>
+    <w:bookmarkEnd w:id="41"/>
+    <w:bookmarkStart w:id="42" w:name="risques-et-atténuations"/>
     <w:p>
       <w:pPr>
         <w:pStyle w:val="Heading2"/>
@@ -3261,8 +3261,8 @@
         <w:t xml:space="preserve">Plan de mise en marché recommandé</w:t>
       </w:r>
     </w:p>
-    <w:bookmarkEnd w:id="53"/>
-    <w:bookmarkStart w:id="54" w:name="phase-1--validation-pricing-semaines-1-2"/>
+    <w:bookmarkEnd w:id="42"/>
+    <w:bookmarkStart w:id="43" w:name="phase-1--validation-pricing-semaines-1-2"/>
     <w:p>
       <w:pPr>
         <w:pStyle w:val="Heading2"/>
@@ -3337,8 +3337,8 @@
         <w:t xml:space="preserve">Décision Go/No-Go : si au moins 2 prospects sur 5 signent une lettre d'intention, lancer Phase 2.</w:t>
       </w:r>
     </w:p>
-    <w:bookmarkEnd w:id="54"/>
-    <w:bookmarkStart w:id="55" w:name="phase-2--bêta-payante-semaines-3-8"/>
+    <w:bookmarkEnd w:id="43"/>
+    <w:bookmarkStart w:id="44" w:name="phase-2--bêta-payante-semaines-3-8"/>
     <w:p>
       <w:pPr>
         <w:pStyle w:val="Heading2"/>
@@ -3419,8 +3419,8 @@
         <w:t xml:space="preserve">Itération à mi-parcours (S5) sur les features sous-utilisées.</w:t>
       </w:r>
     </w:p>
-    <w:bookmarkEnd w:id="55"/>
-    <w:bookmarkStart w:id="56" w:name="phase-3--lancement-commercial-semaines-9"/>
+    <w:bookmarkEnd w:id="44"/>
+    <w:bookmarkStart w:id="45" w:name="phase-3--lancement-commercial-semaines-9"/>
     <w:p>
       <w:pPr>
         <w:pStyle w:val="Heading2"/>
@@ -3489,8 +3489,8 @@
         <w:t xml:space="preserve">Bilan à 6 mois : ajustement de la grille tarifaire si nécessaire selon mix client réel.</w:t>
       </w:r>
     </w:p>
-    <w:bookmarkEnd w:id="56"/>
-    <w:bookmarkStart w:id="57" w:name="prochaines-décisions-à-arrêter"/>
+    <w:bookmarkEnd w:id="45"/>
+    <w:bookmarkStart w:id="46" w:name="prochaines-décisions-à-arrêter"/>
     <w:p>
       <w:pPr>
         <w:pStyle w:val="Heading2"/>
@@ -3551,8 +3551,8 @@
         <w:t xml:space="preserve">TVA. Si l'entreprise est assujettie, factures avec TVA 18 % détachée — à clarifier avec le comptable Pièces.</w:t>
       </w:r>
     </w:p>
-    <w:bookmarkEnd w:id="57"/>
-    <w:bookmarkStart w:id="58" w:name="impact-technique"/>
+    <w:bookmarkEnd w:id="46"/>
+    <w:bookmarkStart w:id="47" w:name="impact-technique"/>
     <w:p>
       <w:pPr>
         <w:pStyle w:val="Heading2"/>
@@ -3739,8 +3739,8 @@
         <w:t xml:space="preserve">+1 semaine vs estimation initiale en raison du calculateur ROI public, de la garantie ROI, et de l'activation automatique de l'essai.</w:t>
       </w:r>
     </w:p>
-    <w:bookmarkEnd w:id="58"/>
-    <w:bookmarkStart w:id="59" w:name="recommandation-finale"/>
+    <w:bookmarkEnd w:id="47"/>
+    <w:bookmarkStart w:id="48" w:name="recommandation-finale"/>
     <w:p>
       <w:pPr>
         <w:pStyle w:val="Heading2"/>
@@ -3763,8 +3763,8 @@
         <w:t xml:space="preserve">Communication. Positionner publiquement comme « Pièces Flotte Pro » plutôt qu'abonnement — le mot abonnement crée une résistance immédiate en Côte d'Ivoire. « Flotte Pro » évoque l'évolution, pas la facture. Le mot « abonnement » est réservé à la documentation interne et aux conditions générales.</w:t>
       </w:r>
     </w:p>
-    <w:bookmarkEnd w:id="59"/>
-    <w:bookmarkStart w:id="60" w:name="annexe--modèles-rejetés"/>
+    <w:bookmarkEnd w:id="48"/>
+    <w:bookmarkStart w:id="49" w:name="annexe--modèles-rejetés"/>
     <w:p>
       <w:pPr>
         <w:pStyle w:val="Heading2"/>
@@ -3851,9 +3851,13 @@
         <w:t xml:space="preserve">Document interne Pièces — étude pricing version 2 · mai 2026. Refonte intégrale du packaging par rapport à la version 1. À revoir après les premiers entretiens prospects et la phase bêta.</w:t>
       </w:r>
     </w:p>
-    <w:bookmarkEnd w:id="60"/>
-    <w:bookmarkEnd w:id="61"/>
-    <w:sectPr/>
+    <w:bookmarkEnd w:id="49"/>
+    <w:bookmarkEnd w:id="50"/>
+    <w:sectPr>
+      <w:footnotePr>
+        <w:numRestart w:val="eachSect"/>
+      </w:footnotePr>
+    </w:sectPr>
   </w:body>
 </w:document>
 </file>
@@ -4109,10 +4113,10 @@
   <w:docDefaults>
     <w:rPrDefault>
       <w:rPr>
-        <w:rFonts w:asciiTheme="minorHAnsi" w:cstheme="minorBidi" w:eastAsiaTheme="minorHAnsi" w:hAnsiTheme="minorHAnsi"/>
+        <w:rFonts w:asciiTheme="minorHAnsi" w:cstheme="minorBidi" w:eastAsiaTheme="minorEastAsia" w:hAnsiTheme="minorHAnsi"/>
         <w:sz w:val="24"/>
         <w:szCs w:val="24"/>
-        <w:lang w:bidi="ar-SA" w:eastAsia="en-US" w:val="en-US"/>
+        <w:lang w:bidi="ar-SA" w:eastAsia="zh-CN" w:val="en-US"/>
       </w:rPr>
     </w:rPrDefault>
     <w:pPrDefault>
@@ -4164,8 +4168,6 @@
     </w:pPr>
     <w:rPr>
       <w:rFonts w:asciiTheme="majorHAnsi" w:cstheme="majorBidi" w:eastAsiaTheme="majorEastAsia" w:hAnsiTheme="majorHAnsi"/>
-      <w:spacing w:val="-10"/>
-      <w:kern w:val="28"/>
       <w:sz w:val="56"/>
       <w:szCs w:val="56"/>
     </w:rPr>
@@ -4178,8 +4180,6 @@
     <w:rsid w:val="00A10FD9"/>
     <w:rPr>
       <w:rFonts w:asciiTheme="majorHAnsi" w:cstheme="majorBidi" w:eastAsiaTheme="majorEastAsia" w:hAnsiTheme="majorHAnsi"/>
-      <w:spacing w:val="-10"/>
-      <w:kern w:val="28"/>
       <w:sz w:val="56"/>
       <w:szCs w:val="56"/>
     </w:rPr>
@@ -4220,23 +4220,31 @@
   </w:style>
   <w:style w:customStyle="1" w:styleId="Author" w:type="paragraph">
     <w:name w:val="Author"/>
+    <w:basedOn w:val="Title"/>
     <w:next w:val="BodyText"/>
     <w:qFormat/>
     <w:pPr>
       <w:keepNext/>
       <w:keepLines/>
-      <w:jc w:val="center"/>
     </w:pPr>
+    <w:rPr>
+      <w:sz w:val="24"/>
+      <w:szCs w:val="24"/>
+    </w:rPr>
   </w:style>
   <w:style w:styleId="Date" w:type="paragraph">
     <w:name w:val="Date"/>
+    <w:basedOn w:val="Title"/>
     <w:next w:val="BodyText"/>
     <w:qFormat/>
     <w:pPr>
       <w:keepNext/>
       <w:keepLines/>
-      <w:jc w:val="center"/>
     </w:pPr>
+    <w:rPr>
+      <w:sz w:val="24"/>
+      <w:szCs w:val="24"/>
+    </w:rPr>
   </w:style>
   <w:style w:customStyle="1" w:styleId="AbstractTitle" w:type="paragraph">
     <w:name w:val="Abstract Title"/>
@@ -4649,13 +4657,6 @@
       </w:tblCellMar>
     </w:tblPr>
     <w:tblStylePr w:type="firstRow">
-      <w:tblPr>
-        <w:jc w:val="left"/>
-        <w:tblInd w:type="dxa" w:w="0"/>
-      </w:tblPr>
-      <w:trPr>
-        <w:jc w:val="left"/>
-      </w:trPr>
       <w:tcPr>
         <w:tcBorders>
           <w:bottom w:val="single"/>
